--- a/cd/doc/changes/202610.Zmiany.docx
+++ b/cd/doc/changes/202610.Zmiany.docx
@@ -150,6 +150,77 @@
     </w:p>
     <w:p>
       <w:pPr>
+        <w:pStyle w:val="Spistreci1"/>
+        <w:tabs>
+          <w:tab w:val="right" w:leader="dot" w:pos="9770"/>
+        </w:tabs>
+        <w:rPr>
+          <w:rFonts w:asciiTheme="minorHAnsi" w:eastAsiaTheme="minorEastAsia" w:hAnsiTheme="minorHAnsi" w:cstheme="minorBidi"/>
+          <w:noProof/>
+          <w:sz w:val="22"/>
+          <w:szCs w:val="22"/>
+        </w:rPr>
+      </w:pPr>
+      <w:hyperlink w:anchor="_Toc240964471" w:history="1">
+        <w:r>
+          <w:rPr>
+            <w:rStyle w:val="Hipercze"/>
+            <w:noProof/>
+          </w:rPr>
+          <w:t>Strona statusu publikacji rozkładów zajęć bez XSLT</w:t>
+        </w:r>
+        <w:r>
+          <w:rPr>
+            <w:noProof/>
+            <w:webHidden/>
+          </w:rPr>
+          <w:tab/>
+        </w:r>
+        <w:r>
+          <w:rPr>
+            <w:noProof/>
+            <w:webHidden/>
+          </w:rPr>
+          <w:fldChar w:fldCharType="begin"/>
+        </w:r>
+        <w:r>
+          <w:rPr>
+            <w:noProof/>
+            <w:webHidden/>
+          </w:rPr>
+          <w:instrText xml:space="preserve"> PAGEREF _Toc240964471 \h </w:instrText>
+        </w:r>
+        <w:r>
+          <w:rPr>
+            <w:noProof/>
+            <w:webHidden/>
+          </w:rPr>
+        </w:r>
+        <w:r>
+          <w:rPr>
+            <w:noProof/>
+            <w:webHidden/>
+          </w:rPr>
+          <w:fldChar w:fldCharType="separate"/>
+        </w:r>
+        <w:r>
+          <w:rPr>
+            <w:noProof/>
+            <w:webHidden/>
+          </w:rPr>
+          <w:t>1</w:t>
+        </w:r>
+        <w:r>
+          <w:rPr>
+            <w:noProof/>
+            <w:webHidden/>
+          </w:rPr>
+          <w:fldChar w:fldCharType="end"/>
+        </w:r>
+      </w:hyperlink>
+    </w:p>
+    <w:p>
+      <w:pPr>
         <w:rPr>
           <w:b/>
         </w:rPr>
@@ -213,6 +284,32 @@
       </w:pPr>
       <w:r>
         <w:t xml:space="preserve">Podobnie w oknie szczegółów zajęć: jeżeli za pomocą funkcji „Kopiuj wszystkie pola” i „Wklej wszystkie pola” wklejono salę, wykładowcę lub grupę, do których planista nie ma uprawnień, zasób nie jest już po cichu usuwany z zajęć. Po naciśnięciu OK pojawi się komunikat „Nie znaleziono lub brak uprawnień: …” ze wskazaniem nierozpoznanych nazw, a zajęcia nie zostaną zapisane. Nazwa pozostaje w polu, dzięki czemu można ją od razu poprawić lub usunąć.</w:t>
+      </w:r>
+    </w:p>
+    <w:p>
+      <w:pPr>
+        <w:pStyle w:val="Nagwek1"/>
+      </w:pPr>
+      <w:bookmarkStart w:id="1" w:name="_Toc240964471"/>
+      <w:r>
+        <w:t>Strona statusu publikacji rozkładów zajęć bez XSLT</w:t>
+      </w:r>
+      <w:bookmarkEnd w:id="1"/>
+    </w:p>
+    <w:p>
+      <w:pPr>
+        <w:jc w:val="both"/>
+      </w:pPr>
+      <w:r>
+        <w:t xml:space="preserve">Do tej pory strona „Status publikacji rozkładów zajęć” (plik status.xml, tworzony przez program Synchronizer podczas publikacji kalendarzy) była wyświetlana w przeglądarce za pomocą technologii XSLT, którą przeglądarki internetowe (w tym Chrome) sukcesywnie wycofują.</w:t>
+      </w:r>
+    </w:p>
+    <w:p>
+      <w:pPr>
+        <w:jc w:val="both"/>
+      </w:pPr>
+      <w:r>
+        <w:t xml:space="preserve">Program tworzy teraz, obok dotychczasowego pliku status.xml, dodatkowy plik status.html z tą samą tabelą statusu (folder, liczba plików przetworzonych i nieprzetworzonych, ikona stanu), niezależny od XSLT. Plik status.xml jest nadal tworzony bez zmian, dlatego dotychczasowe odnośniki działają jak wcześniej. Zalecamy, aby odnośniki do strony statusu wskazywały na plik status.html.</w:t>
       </w:r>
     </w:p>
     <w:p>

--- a/cd/doc/changes/202610.Zmiany.docx
+++ b/cd/doc/changes/202610.Zmiany.docx
@@ -221,6 +221,77 @@
     </w:p>
     <w:p>
       <w:pPr>
+        <w:pStyle w:val="Spistreci1"/>
+        <w:tabs>
+          <w:tab w:val="right" w:leader="dot" w:pos="9770"/>
+        </w:tabs>
+        <w:rPr>
+          <w:rFonts w:asciiTheme="minorHAnsi" w:eastAsiaTheme="minorEastAsia" w:hAnsiTheme="minorHAnsi" w:cstheme="minorBidi"/>
+          <w:noProof/>
+          <w:sz w:val="22"/>
+          <w:szCs w:val="22"/>
+        </w:rPr>
+      </w:pPr>
+      <w:hyperlink w:anchor="_Toc240964472" w:history="1">
+        <w:r>
+          <w:rPr>
+            <w:rStyle w:val="Hipercze"/>
+            <w:noProof/>
+          </w:rPr>
+          <w:t>Czytelniejsze komunikaty o uprawnieniach</w:t>
+        </w:r>
+        <w:r>
+          <w:rPr>
+            <w:noProof/>
+            <w:webHidden/>
+          </w:rPr>
+          <w:tab/>
+        </w:r>
+        <w:r>
+          <w:rPr>
+            <w:noProof/>
+            <w:webHidden/>
+          </w:rPr>
+          <w:fldChar w:fldCharType="begin"/>
+        </w:r>
+        <w:r>
+          <w:rPr>
+            <w:noProof/>
+            <w:webHidden/>
+          </w:rPr>
+          <w:instrText xml:space="preserve"> PAGEREF _Toc240964472 \h </w:instrText>
+        </w:r>
+        <w:r>
+          <w:rPr>
+            <w:noProof/>
+            <w:webHidden/>
+          </w:rPr>
+        </w:r>
+        <w:r>
+          <w:rPr>
+            <w:noProof/>
+            <w:webHidden/>
+          </w:rPr>
+          <w:fldChar w:fldCharType="separate"/>
+        </w:r>
+        <w:r>
+          <w:rPr>
+            <w:noProof/>
+            <w:webHidden/>
+          </w:rPr>
+          <w:t>1</w:t>
+        </w:r>
+        <w:r>
+          <w:rPr>
+            <w:noProof/>
+            <w:webHidden/>
+          </w:rPr>
+          <w:fldChar w:fldCharType="end"/>
+        </w:r>
+      </w:hyperlink>
+    </w:p>
+    <w:p>
+      <w:pPr>
         <w:rPr>
           <w:b/>
         </w:rPr>
@@ -310,6 +381,55 @@
       </w:pPr>
       <w:r>
         <w:t xml:space="preserve">Program tworzy teraz, obok dotychczasowego pliku status.xml, dodatkowy plik status.html z tą samą tabelą statusu (folder, liczba plików przetworzonych i nieprzetworzonych, ikona stanu), niezależny od XSLT. Plik status.xml jest nadal tworzony bez zmian, dlatego dotychczasowe odnośniki działają jak wcześniej. Zalecamy, aby odnośniki do strony statusu wskazywały na plik status.html.</w:t>
+      </w:r>
+    </w:p>
+    <w:p>
+      <w:pPr>
+        <w:pStyle w:val="Nagwek1"/>
+      </w:pPr>
+      <w:bookmarkStart w:id="3" w:name="_Toc240964472"/>
+      <w:r>
+        <w:t>Czytelniejsze komunikaty o uprawnieniach</w:t>
+      </w:r>
+      <w:bookmarkEnd w:id="3"/>
+    </w:p>
+    <w:p>
+      <w:pPr>
+        <w:jc w:val="both"/>
+      </w:pPr>
+      <w:r>
+        <w:t xml:space="preserve">Komunikaty o braku uprawnień do planowania wskazują teraz z nazwy, których wykładowców, grup lub zasobów dotyczą, na przykład:</w:t>
+      </w:r>
+    </w:p>
+    <w:p>
+      <w:pPr>
+        <w:ind w:left="708"/>
+        <w:jc w:val="both"/>
+        <w:rPr>
+          <w:i/>
+        </w:rPr>
+      </w:pPr>
+      <w:r>
+        <w:rPr>
+          <w:i/>
+        </w:rPr>
+        <w:t xml:space="preserve">„Nie masz uprawnień do planowania dla grupy: WEL24EX3S0”</w:t>
+      </w:r>
+    </w:p>
+    <w:p>
+      <w:pPr>
+        <w:jc w:val="both"/>
+      </w:pPr>
+      <w:r>
+        <w:t xml:space="preserve">Dzięki temu od razu wiadomo, którą pozycję poprawić lub o dostęp do czego poprosić administratora. Przy kopiowaniu i wklejaniu zajęć wszystkie brakujące uprawnienia są pokazywane razem, w jednym komunikacie.</w:t>
+      </w:r>
+    </w:p>
+    <w:p>
+      <w:pPr>
+        <w:jc w:val="both"/>
+      </w:pPr>
+      <w:r>
+        <w:t xml:space="preserve">Dodatkowo, jeżeli ta sama grupa, wykładowca lub zasób zostanie wpisany na listę kilka razy, aplikacja sama pozostawi go tylko raz – nie trzeba już niczego poprawiać ręcznie.</w:t>
       </w:r>
     </w:p>
     <w:p>

--- a/cd/doc/changes/202610.Zmiany.docx
+++ b/cd/doc/changes/202610.Zmiany.docx
@@ -82,15 +82,12 @@
         <w:fldChar w:fldCharType="begin"/>
       </w:r>
       <w:r>
-        <w:instrText xml:space="preserve"> TOC \o "1-3" \h</w:instrText>
-      </w:r>
-      <w:r>
-        <w:instrText xml:space="preserve"> \z \u </w:instrText>
+        <w:instrText xml:space="preserve"> TOC \o "1-3" \h \z \u </w:instrText>
       </w:r>
       <w:r>
         <w:fldChar w:fldCharType="separate"/>
       </w:r>
-      <w:hyperlink w:anchor="_Toc240964470" w:history="1">
+      <w:hyperlink w:anchor="_Toc243494763" w:history="1">
         <w:r>
           <w:rPr>
             <w:rStyle w:val="Hipercze"/>
@@ -117,7 +114,7 @@
             <w:noProof/>
             <w:webHidden/>
           </w:rPr>
-          <w:instrText xml:space="preserve"> PAGEREF _Toc240964470 \h </w:instrText>
+          <w:instrText xml:space="preserve"> PAGEREF _Toc243494763 \h </w:instrText>
         </w:r>
         <w:r>
           <w:rPr>
@@ -161,7 +158,7 @@
           <w:szCs w:val="22"/>
         </w:rPr>
       </w:pPr>
-      <w:hyperlink w:anchor="_Toc240964471" w:history="1">
+      <w:hyperlink w:anchor="_Toc243494764" w:history="1">
         <w:r>
           <w:rPr>
             <w:rStyle w:val="Hipercze"/>
@@ -188,7 +185,7 @@
             <w:noProof/>
             <w:webHidden/>
           </w:rPr>
-          <w:instrText xml:space="preserve"> PAGEREF _Toc240964471 \h </w:instrText>
+          <w:instrText xml:space="preserve"> PAGEREF _Toc243494764 \h </w:instrText>
         </w:r>
         <w:r>
           <w:rPr>
@@ -232,13 +229,13 @@
           <w:szCs w:val="22"/>
         </w:rPr>
       </w:pPr>
-      <w:hyperlink w:anchor="_Toc240964472" w:history="1">
+      <w:hyperlink w:anchor="_Toc243494765" w:history="1">
         <w:r>
           <w:rPr>
             <w:rStyle w:val="Hipercze"/>
             <w:noProof/>
           </w:rPr>
-          <w:t>Czytelniejsze komunikaty o uprawnieniach</w:t>
+          <w:t>link to strony do sprawdzania statusu publikacji kalendarzy Google: Zmiana URL</w:t>
         </w:r>
         <w:r>
           <w:rPr>
@@ -259,7 +256,7 @@
             <w:noProof/>
             <w:webHidden/>
           </w:rPr>
-          <w:instrText xml:space="preserve"> PAGEREF _Toc240964472 \h </w:instrText>
+          <w:instrText xml:space="preserve"> PAGEREF _Toc243494765 \h </w:instrText>
         </w:r>
         <w:r>
           <w:rPr>
@@ -292,6 +289,148 @@
     </w:p>
     <w:p>
       <w:pPr>
+        <w:pStyle w:val="Spistreci1"/>
+        <w:tabs>
+          <w:tab w:val="right" w:leader="dot" w:pos="9770"/>
+        </w:tabs>
+        <w:rPr>
+          <w:rFonts w:asciiTheme="minorHAnsi" w:eastAsiaTheme="minorEastAsia" w:hAnsiTheme="minorHAnsi" w:cstheme="minorBidi"/>
+          <w:noProof/>
+          <w:sz w:val="22"/>
+          <w:szCs w:val="22"/>
+        </w:rPr>
+      </w:pPr>
+      <w:hyperlink w:anchor="_Toc243494766" w:history="1">
+        <w:r>
+          <w:rPr>
+            <w:rStyle w:val="Hipercze"/>
+            <w:noProof/>
+          </w:rPr>
+          <w:t>Czytelniejsze komunikaty o uprawnieniach</w:t>
+        </w:r>
+        <w:r>
+          <w:rPr>
+            <w:noProof/>
+            <w:webHidden/>
+          </w:rPr>
+          <w:tab/>
+        </w:r>
+        <w:r>
+          <w:rPr>
+            <w:noProof/>
+            <w:webHidden/>
+          </w:rPr>
+          <w:fldChar w:fldCharType="begin"/>
+        </w:r>
+        <w:r>
+          <w:rPr>
+            <w:noProof/>
+            <w:webHidden/>
+          </w:rPr>
+          <w:instrText xml:space="preserve"> PAGEREF _Toc243494766 \h </w:instrText>
+        </w:r>
+        <w:r>
+          <w:rPr>
+            <w:noProof/>
+            <w:webHidden/>
+          </w:rPr>
+        </w:r>
+        <w:r>
+          <w:rPr>
+            <w:noProof/>
+            <w:webHidden/>
+          </w:rPr>
+          <w:fldChar w:fldCharType="separate"/>
+        </w:r>
+        <w:r>
+          <w:rPr>
+            <w:noProof/>
+            <w:webHidden/>
+          </w:rPr>
+          <w:t>2</w:t>
+        </w:r>
+        <w:r>
+          <w:rPr>
+            <w:noProof/>
+            <w:webHidden/>
+          </w:rPr>
+          <w:fldChar w:fldCharType="end"/>
+        </w:r>
+      </w:hyperlink>
+    </w:p>
+    <w:p>
+      <w:pPr>
+        <w:pStyle w:val="Spistreci1"/>
+        <w:tabs>
+          <w:tab w:val="right" w:leader="dot" w:pos="9770"/>
+        </w:tabs>
+        <w:rPr>
+          <w:rFonts w:asciiTheme="minorHAnsi" w:eastAsiaTheme="minorEastAsia" w:hAnsiTheme="minorHAnsi" w:cstheme="minorBidi"/>
+          <w:noProof/>
+          <w:sz w:val="22"/>
+          <w:szCs w:val="22"/>
+        </w:rPr>
+      </w:pPr>
+      <w:hyperlink w:anchor="_Toc243494767" w:history="1">
+        <w:r>
+          <w:rPr>
+            <w:rStyle w:val="Hipercze"/>
+            <w:noProof/>
+          </w:rPr>
+          <w:t>Historia zmian uprawnień</w:t>
+        </w:r>
+        <w:r>
+          <w:rPr>
+            <w:noProof/>
+            <w:webHidden/>
+          </w:rPr>
+          <w:tab/>
+        </w:r>
+        <w:r>
+          <w:rPr>
+            <w:noProof/>
+            <w:webHidden/>
+          </w:rPr>
+          <w:fldChar w:fldCharType="begin"/>
+        </w:r>
+        <w:r>
+          <w:rPr>
+            <w:noProof/>
+            <w:webHidden/>
+          </w:rPr>
+          <w:instrText xml:space="preserve"> PAGEREF _Toc243494767 \h </w:instrText>
+        </w:r>
+        <w:r>
+          <w:rPr>
+            <w:noProof/>
+            <w:webHidden/>
+          </w:rPr>
+        </w:r>
+        <w:r>
+          <w:rPr>
+            <w:noProof/>
+            <w:webHidden/>
+          </w:rPr>
+          <w:fldChar w:fldCharType="separate"/>
+        </w:r>
+        <w:r>
+          <w:rPr>
+            <w:noProof/>
+            <w:webHidden/>
+          </w:rPr>
+          <w:t>2</w:t>
+        </w:r>
+        <w:r>
+          <w:rPr>
+            <w:noProof/>
+            <w:webHidden/>
+          </w:rPr>
+          <w:fldChar w:fldCharType="end"/>
+        </w:r>
+      </w:hyperlink>
+    </w:p>
+    <w:p>
+      <w:pPr>
         <w:rPr>
           <w:b/>
         </w:rPr>
@@ -304,7 +443,7 @@
       <w:pPr>
         <w:pStyle w:val="Nagwek1"/>
       </w:pPr>
-      <w:bookmarkStart w:id="0" w:name="_Toc240964470"/>
+      <w:bookmarkStart w:id="0" w:name="_Toc243494763"/>
       <w:r>
         <w:t>Kontrola uprawnień przy kopiowaniu i wklejaniu zajęć</w:t>
       </w:r>
@@ -315,7 +454,31 @@
         <w:jc w:val="both"/>
       </w:pPr>
       <w:r>
-        <w:t xml:space="preserve">Do tej pory w siatce planowania można było skopiować istniejące zajęcia (Ctrl+C lub Ctrl+X, a następnie Ctrl+V) w nowe miejsce nawet wtedy, gdy dotyczyły one sali, wykładowcy lub grupy, do których planista nie ma uprawnień.</w:t>
+        <w:t>Do tej pory w siatce planowania można było skopiować istniejące zajęcia (</w:t>
+      </w:r>
+      <w:proofErr w:type="spellStart"/>
+      <w:r>
+        <w:t>Ctrl+C</w:t>
+      </w:r>
+      <w:proofErr w:type="spellEnd"/>
+      <w:r>
+        <w:t xml:space="preserve"> lub </w:t>
+      </w:r>
+      <w:proofErr w:type="spellStart"/>
+      <w:r>
+        <w:t>Ctrl+X</w:t>
+      </w:r>
+      <w:proofErr w:type="spellEnd"/>
+      <w:r>
+        <w:t xml:space="preserve">, a następnie </w:t>
+      </w:r>
+      <w:proofErr w:type="spellStart"/>
+      <w:r>
+        <w:t>Ctrl+V</w:t>
+      </w:r>
+      <w:proofErr w:type="spellEnd"/>
+      <w:r>
+        <w:t>) w nowe miejsce nawet wtedy, gdy dotyczyły one sali, wykładowcy lub grupy, do których planista nie ma uprawnień.</w:t>
       </w:r>
     </w:p>
     <w:p>
@@ -323,7 +486,7 @@
         <w:jc w:val="both"/>
       </w:pPr>
       <w:r>
-        <w:t xml:space="preserve">Teraz przy kopiowaniu i przenoszeniu zajęć (również myszą i za pomocą strzałek) aplikacja sprawdza uprawnienia do wszystkich zasobów zajęć. Jeżeli planista nie ma uprawnień, pojawi się komunikat:</w:t>
+        <w:t>Teraz przy kopiowaniu i przenoszeniu zajęć (również myszą i za pomocą strzałek) aplikacja sprawdza uprawnienia do wszystkich zasobów zajęć. Jeżeli planista nie ma uprawnień, pojawi się komunikat:</w:t>
       </w:r>
     </w:p>
     <w:p>
@@ -338,7 +501,7 @@
         <w:rPr>
           <w:i/>
         </w:rPr>
-        <w:t xml:space="preserve">„Nie masz uprawnień do planowania dla tego zasobu”</w:t>
+        <w:t>„Nie masz uprawnień do planowania dla tego zasobu”</w:t>
       </w:r>
     </w:p>
     <w:p>
@@ -346,7 +509,7 @@
         <w:jc w:val="both"/>
       </w:pPr>
       <w:r>
-        <w:t xml:space="preserve">i zajęcia nie zostaną wstawione.</w:t>
+        <w:t>i zajęcia nie zostaną wstawione.</w:t>
       </w:r>
     </w:p>
     <w:p>
@@ -354,51 +517,274 @@
         <w:jc w:val="both"/>
       </w:pPr>
       <w:r>
-        <w:t xml:space="preserve">Podobnie w oknie szczegółów zajęć: jeżeli za pomocą funkcji „Kopiuj wszystkie pola” i „Wklej wszystkie pola” wklejono salę, wykładowcę lub grupę, do których planista nie ma uprawnień, zasób nie jest już po cichu usuwany z zajęć. Po naciśnięciu OK pojawi się komunikat „Nie znaleziono lub brak uprawnień: …” ze wskazaniem nierozpoznanych nazw, a zajęcia nie zostaną zapisane. Nazwa pozostaje w polu, dzięki czemu można ją od razu poprawić lub usunąć.</w:t>
+        <w:t>Podobnie w oknie szczegółów zajęć: jeżeli za pomocą funkcji „Kopiuj wszystkie pola” i „Wklej wszystkie pola” wklejono salę, wykładowcę lub grupę, do których planista nie ma uprawnień, zasób nie jest już po cichu usuwany z zajęć. Po naciśnięciu OK pojawi się komunikat „Nie znaleziono lub brak uprawnień: …” ze wskazaniem nierozpoznanych nazw, a zajęcia nie zostaną zapisane. Nazwa pozostaje w polu, dzięki czemu można ją od razu poprawić lub usunąć.</w:t>
       </w:r>
     </w:p>
     <w:p>
       <w:pPr>
         <w:pStyle w:val="Nagwek1"/>
       </w:pPr>
-      <w:bookmarkStart w:id="1" w:name="_Toc240964471"/>
+      <w:bookmarkStart w:id="1" w:name="_Toc243494765"/>
       <w:r>
-        <w:t>Strona statusu publikacji rozkładów zajęć bez XSLT</w:t>
+        <w:t>link to strony do sprawdzania statusu publikacji kalendarzy Google: Zmiana URL</w:t>
       </w:r>
       <w:bookmarkEnd w:id="1"/>
     </w:p>
+    <w:p/>
     <w:p>
       <w:pPr>
-        <w:jc w:val="both"/>
+        <w:rPr>
+          <w:rFonts w:ascii="Segoe UI" w:hAnsi="Segoe UI" w:cs="Segoe UI"/>
+          <w:color w:val="000000"/>
+          <w:sz w:val="20"/>
+          <w:szCs w:val="20"/>
+        </w:rPr>
       </w:pPr>
       <w:r>
-        <w:t xml:space="preserve">Do tej pory strona „Status publikacji rozkładów zajęć” (plik status.xml, tworzony przez program Synchronizer podczas publikacji kalendarzy) była wyświetlana w przeglądarce za pomocą technologii XSLT, którą przeglądarki internetowe (w tym Chrome) sukcesywnie wycofują.</w:t>
+        <w:rPr>
+          <w:rFonts w:ascii="Segoe UI" w:hAnsi="Segoe UI" w:cs="Segoe UI"/>
+          <w:color w:val="000000"/>
+          <w:sz w:val="20"/>
+          <w:szCs w:val="20"/>
+        </w:rPr>
+        <w:t xml:space="preserve">Oto nowy link to strony do sprawdzania statusu publikacji kalendarzy Google.  </w:t>
+      </w:r>
+      <w:hyperlink r:id="rId11" w:tgtFrame="_blank" w:history="1">
+        <w:r>
+          <w:rPr>
+            <w:rStyle w:val="Hipercze"/>
+            <w:rFonts w:ascii="Segoe UI" w:hAnsi="Segoe UI" w:cs="Segoe UI"/>
+            <w:color w:val="3C61AA"/>
+            <w:sz w:val="20"/>
+            <w:szCs w:val="20"/>
+          </w:rPr>
+          <w:t>https://www.plansoft.org/wat/status.</w:t>
+        </w:r>
+        <w:r>
+          <w:rPr>
+            <w:rStyle w:val="Hipercze"/>
+            <w:rFonts w:ascii="Segoe UI" w:hAnsi="Segoe UI" w:cs="Segoe UI"/>
+            <w:b/>
+            <w:color w:val="3C61AA"/>
+            <w:sz w:val="20"/>
+            <w:szCs w:val="20"/>
+          </w:rPr>
+          <w:t>html</w:t>
+        </w:r>
+      </w:hyperlink>
+    </w:p>
+    <w:p>
+      <w:pPr>
+        <w:rPr>
+          <w:rFonts w:ascii="Segoe UI" w:hAnsi="Segoe UI" w:cs="Segoe UI"/>
+          <w:color w:val="000000"/>
+          <w:sz w:val="20"/>
+          <w:szCs w:val="20"/>
+        </w:rPr>
+      </w:pPr>
+      <w:r>
+        <w:rPr>
+          <w:rFonts w:ascii="Segoe UI" w:hAnsi="Segoe UI" w:cs="Segoe UI"/>
+          <w:color w:val="000000"/>
+          <w:sz w:val="20"/>
+          <w:szCs w:val="20"/>
+        </w:rPr>
+        <w:t> </w:t>
       </w:r>
     </w:p>
     <w:p>
       <w:pPr>
-        <w:jc w:val="both"/>
+        <w:rPr>
+          <w:rFonts w:ascii="Segoe UI" w:hAnsi="Segoe UI" w:cs="Segoe UI"/>
+          <w:color w:val="000000"/>
+          <w:sz w:val="20"/>
+          <w:szCs w:val="20"/>
+        </w:rPr>
       </w:pPr>
       <w:r>
-        <w:t xml:space="preserve">Program tworzy teraz, obok dotychczasowego pliku status.xml, dodatkowy plik status.html z tą samą tabelą statusu (folder, liczba plików przetworzonych i nieprzetworzonych, ikona stanu), niezależny od XSLT. Plik status.xml jest nadal tworzony bez zmian, dlatego dotychczasowe odnośniki działają jak wcześniej. Zalecamy, aby odnośniki do strony statusu wskazywały na plik status.html.</w:t>
+        <w:rPr>
+          <w:rFonts w:ascii="Segoe UI" w:hAnsi="Segoe UI" w:cs="Segoe UI"/>
+          <w:color w:val="000000"/>
+          <w:sz w:val="20"/>
+          <w:szCs w:val="20"/>
+        </w:rPr>
+        <w:t>Dlaczego zmiana?</w:t>
       </w:r>
     </w:p>
     <w:p>
       <w:pPr>
+        <w:rPr>
+          <w:rFonts w:ascii="Segoe UI" w:hAnsi="Segoe UI" w:cs="Segoe UI"/>
+          <w:color w:val="000000"/>
+          <w:sz w:val="20"/>
+          <w:szCs w:val="20"/>
+        </w:rPr>
+      </w:pPr>
+      <w:r>
+        <w:rPr>
+          <w:rFonts w:ascii="Segoe UI" w:hAnsi="Segoe UI" w:cs="Segoe UI"/>
+          <w:color w:val="000000"/>
+          <w:sz w:val="20"/>
+          <w:szCs w:val="20"/>
+        </w:rPr>
+        <w:t xml:space="preserve">Link </w:t>
+      </w:r>
+      <w:hyperlink r:id="rId12" w:tgtFrame="_blank" w:history="1">
+        <w:r>
+          <w:rPr>
+            <w:rStyle w:val="Hipercze"/>
+            <w:rFonts w:ascii="Segoe UI" w:hAnsi="Segoe UI" w:cs="Segoe UI"/>
+            <w:color w:val="3C61AA"/>
+            <w:sz w:val="20"/>
+            <w:szCs w:val="20"/>
+          </w:rPr>
+          <w:t>https://www.plansoft.org/wat/status.</w:t>
+        </w:r>
+        <w:r>
+          <w:rPr>
+            <w:rStyle w:val="Hipercze"/>
+            <w:rFonts w:ascii="Segoe UI" w:hAnsi="Segoe UI" w:cs="Segoe UI"/>
+            <w:b/>
+            <w:color w:val="3C61AA"/>
+            <w:sz w:val="20"/>
+            <w:szCs w:val="20"/>
+          </w:rPr>
+          <w:t>xml</w:t>
+        </w:r>
+      </w:hyperlink>
+      <w:r>
+        <w:rPr>
+          <w:rFonts w:ascii="Segoe UI" w:hAnsi="Segoe UI" w:cs="Segoe UI"/>
+          <w:color w:val="000000"/>
+          <w:sz w:val="20"/>
+          <w:szCs w:val="20"/>
+        </w:rPr>
+        <w:t xml:space="preserve"> jeszcze działa, ale wkrótce przestanie działać, ponieważ przeglądarka Google Chrome nie wspiera już technologii XSLT, z której korzysta strona status.xml.</w:t>
+      </w:r>
+    </w:p>
+    <w:p>
+      <w:pPr>
+        <w:rPr>
+          <w:rFonts w:ascii="Segoe UI" w:hAnsi="Segoe UI" w:cs="Segoe UI"/>
+          <w:color w:val="000000"/>
+          <w:sz w:val="20"/>
+          <w:szCs w:val="20"/>
+        </w:rPr>
+      </w:pPr>
+    </w:p>
+    <w:p>
+      <w:pPr>
+        <w:rPr>
+          <w:rFonts w:ascii="Segoe UI" w:hAnsi="Segoe UI" w:cs="Segoe UI"/>
+          <w:color w:val="000000"/>
+          <w:sz w:val="20"/>
+          <w:szCs w:val="20"/>
+        </w:rPr>
+      </w:pPr>
+      <w:r>
+        <w:rPr>
+          <w:rFonts w:ascii="Segoe UI" w:hAnsi="Segoe UI" w:cs="Segoe UI"/>
+          <w:color w:val="000000"/>
+          <w:sz w:val="20"/>
+          <w:szCs w:val="20"/>
+        </w:rPr>
+        <w:t>Opis techniczny:</w:t>
+      </w:r>
+    </w:p>
+    <w:tbl>
+      <w:tblPr>
+        <w:tblStyle w:val="Tabela-Siatka"/>
+        <w:tblW w:w="0" w:type="auto"/>
+        <w:tblLook w:val="04A0" w:firstRow="1" w:lastRow="0" w:firstColumn="1" w:lastColumn="0" w:noHBand="0" w:noVBand="1"/>
+      </w:tblPr>
+      <w:tblGrid>
+        <w:gridCol w:w="9920"/>
+      </w:tblGrid>
+      <w:tr>
+        <w:tc>
+          <w:tcPr>
+            <w:tcW w:w="9920" w:type="dxa"/>
+          </w:tcPr>
+          <w:p>
+            <w:pPr>
+              <w:rPr>
+                <w:b/>
+              </w:rPr>
+            </w:pPr>
+            <w:bookmarkStart w:id="2" w:name="_Toc243494764"/>
+            <w:r>
+              <w:rPr>
+                <w:b/>
+              </w:rPr>
+              <w:t>Strona</w:t>
+            </w:r>
+            <w:r>
+              <w:rPr>
+                <w:b/>
+              </w:rPr>
+              <w:t xml:space="preserve"> statusu publikacji rozkładów zajęć bez XSLT</w:t>
+            </w:r>
+            <w:bookmarkEnd w:id="2"/>
+          </w:p>
+          <w:p>
+            <w:pPr>
+              <w:jc w:val="both"/>
+            </w:pPr>
+            <w:r>
+              <w:t xml:space="preserve">Do tej pory strona „Status publikacji rozkładów zajęć” (plik status.xml, tworzony przez program </w:t>
+            </w:r>
+            <w:proofErr w:type="spellStart"/>
+            <w:r>
+              <w:t>Synchronizer</w:t>
+            </w:r>
+            <w:proofErr w:type="spellEnd"/>
+            <w:r>
+              <w:t xml:space="preserve"> podczas publikacji kalendarzy) była wyświetlana w przeglądarce za pomocą technologii XSLT, którą przeglądarki internetowe (w tym Chrome) sukcesywnie wycofują.</w:t>
+            </w:r>
+          </w:p>
+          <w:p>
+            <w:pPr>
+              <w:jc w:val="both"/>
+            </w:pPr>
+            <w:r>
+              <w:t xml:space="preserve">Program tworzy teraz, obok dotychczasowego pliku status.xml, dodatkowy plik status.html z tą samą tabelą statusu (folder, liczba plików przetworzonych i nieprzetworzonych, ikona stanu), </w:t>
+            </w:r>
+            <w:r>
+              <w:lastRenderedPageBreak/>
+              <w:t>niezależny od XSLT. Plik status.xml jest nadal tworzony bez zmian, dlatego dotychczasowe odnośniki działają jak wcześniej. Zalecamy, aby odnośniki do strony statusu wskazywały na plik status.html.</w:t>
+            </w:r>
+            <w:bookmarkStart w:id="3" w:name="_GoBack"/>
+            <w:bookmarkEnd w:id="3"/>
+          </w:p>
+        </w:tc>
+      </w:tr>
+    </w:tbl>
+    <w:p>
+      <w:pPr>
+        <w:rPr>
+          <w:rFonts w:ascii="Segoe UI" w:hAnsi="Segoe UI" w:cs="Segoe UI"/>
+          <w:color w:val="000000"/>
+          <w:sz w:val="20"/>
+          <w:szCs w:val="20"/>
+        </w:rPr>
+      </w:pPr>
+    </w:p>
+    <w:p>
+      <w:pPr>
         <w:pStyle w:val="Nagwek1"/>
       </w:pPr>
-      <w:bookmarkStart w:id="3" w:name="_Toc240964472"/>
+      <w:bookmarkStart w:id="4" w:name="_Toc243494766"/>
       <w:r>
         <w:t>Czytelniejsze komunikaty o uprawnieniach</w:t>
       </w:r>
-      <w:bookmarkEnd w:id="3"/>
+      <w:bookmarkEnd w:id="4"/>
     </w:p>
     <w:p>
       <w:pPr>
         <w:jc w:val="both"/>
       </w:pPr>
       <w:r>
-        <w:t xml:space="preserve">Komunikaty o braku uprawnień do planowania wskazują teraz z nazwy, których wykładowców, grup lub zasobów dotyczą, na przykład:</w:t>
+        <w:t>Komunikaty o braku uprawnień do planowania wskazują teraz z nazwy, których wykładowców, grup lub zasobów dotyczą, na przykład:</w:t>
       </w:r>
     </w:p>
     <w:p>
@@ -413,7 +799,7 @@
         <w:rPr>
           <w:i/>
         </w:rPr>
-        <w:t xml:space="preserve">„Nie masz uprawnień do planowania dla grupy: WEL24EX3S0”</w:t>
+        <w:t>„Nie masz uprawnień do planowania dla grupy: WEL24EX3S0”</w:t>
       </w:r>
     </w:p>
     <w:p>
@@ -421,7 +807,7 @@
         <w:jc w:val="both"/>
       </w:pPr>
       <w:r>
-        <w:t xml:space="preserve">Dzięki temu od razu wiadomo, którą pozycję poprawić lub o dostęp do czego poprosić administratora. Przy kopiowaniu i wklejaniu zajęć wszystkie brakujące uprawnienia są pokazywane razem, w jednym komunikacie.</w:t>
+        <w:t>Dzięki temu od razu wiadomo, którą pozycję poprawić lub o dostęp do czego poprosić administratora. Przy kopiowaniu i wklejaniu zajęć wszystkie brakujące uprawnienia są pokazywane razem, w jednym komunikacie.</w:t>
       </w:r>
     </w:p>
     <w:p>
@@ -429,16 +815,244 @@
         <w:jc w:val="both"/>
       </w:pPr>
       <w:r>
-        <w:t xml:space="preserve">Dodatkowo, jeżeli ta sama grupa, wykładowca lub zasób zostanie wpisany na listę kilka razy, aplikacja sama pozostawi go tylko raz – nie trzeba już niczego poprawiać ręcznie.</w:t>
+        <w:t>Dodatkowo, jeżeli ta sama grupa, wykładowca lub zasób zostanie wpisany na listę kilka razy, aplikacja sama pozostawi go tylko raz – nie trzeba już niczego poprawiać ręcznie.</w:t>
       </w:r>
     </w:p>
     <w:p>
-      <w:bookmarkStart w:id="2" w:name="_GoBack"/>
-      <w:bookmarkEnd w:id="2"/>
+      <w:pPr>
+        <w:pStyle w:val="Nagwek1"/>
+      </w:pPr>
+      <w:bookmarkStart w:id="5" w:name="_Toc243494767"/>
+      <w:r>
+        <w:t>Histo</w:t>
+      </w:r>
+      <w:r>
+        <w:t>ria zmian uprawnień</w:t>
+      </w:r>
+      <w:bookmarkEnd w:id="5"/>
     </w:p>
+    <w:p>
+      <w:pPr>
+        <w:jc w:val="both"/>
+      </w:pPr>
+      <w:r>
+        <w:t>Aplikacja może teraz zapamiętywać wszystkie zmiany uprawnień do planowania. Dzięki temu w każdej chwili można sprawdzić, kto, kiedy i komu nadał lub odebrał uprawnienia do wykładowców, grup, zasobów, przedmiotów, form zajęć, okresów ora</w:t>
+      </w:r>
+      <w:r>
+        <w:t>z autoryzacji.</w:t>
+      </w:r>
+    </w:p>
+    <w:p>
+      <w:pPr>
+        <w:jc w:val="both"/>
+      </w:pPr>
+      <w:r>
+        <w:rPr>
+          <w:b/>
+        </w:rPr>
+        <w:t>Jak włączyć?</w:t>
+      </w:r>
+    </w:p>
+    <w:p>
+      <w:pPr>
+        <w:jc w:val="both"/>
+      </w:pPr>
+      <w:r>
+        <w:t>Śledzenie zmian jest domyślnie wyłączone. Włącza je administrator w oknie Ustawienia konfiguracyjne, w sekcji Ustawienia globalne, zaznaczając pole „Śledzenie historii zmian uprawnień”. Przed włączeniem Aplikacja poprosi o potwi</w:t>
+      </w:r>
+      <w:r>
+        <w:t>erdzenie.</w:t>
+      </w:r>
+    </w:p>
+    <w:p>
+      <w:pPr>
+        <w:jc w:val="both"/>
+      </w:pPr>
+      <w:r>
+        <w:t>Uwaga: raz włączonego śledzenia nie można już wyłączyć. Historia obejmuje zmiany wprowadzone po włączeniu śledzenia i ponownym uruchomieniu Aplikacji – wcześniejsze zmiany nie są w niej widoczne.</w:t>
+      </w:r>
+    </w:p>
+    <w:p>
+      <w:pPr>
+        <w:pBdr>
+          <w:top w:val="dashed" w:sz="6" w:space="8" w:color="808080"/>
+          <w:left w:val="dashed" w:sz="6" w:space="8" w:color="808080"/>
+          <w:bottom w:val="dashed" w:sz="6" w:space="8" w:color="808080"/>
+          <w:right w:val="dashed" w:sz="6" w:space="8" w:color="808080"/>
+        </w:pBdr>
+        <w:spacing w:before="240" w:after="240"/>
+        <w:jc w:val="center"/>
+      </w:pPr>
+      <w:r>
+        <w:rPr>
+          <w:i/>
+          <w:color w:val="808080"/>
+        </w:rPr>
+        <w:t>[Miejsce na zrzut ekranu: okno Ustawienia konfiguracyjne, sekcja Ustawienia globalne]</w:t>
+      </w:r>
+    </w:p>
+    <w:p>
+      <w:pPr>
+        <w:jc w:val="both"/>
+      </w:pPr>
+      <w:r>
+        <w:rPr>
+          <w:b/>
+        </w:rPr>
+        <w:t>Gdzie znaleźć historię?</w:t>
+      </w:r>
+    </w:p>
+    <w:p>
+      <w:pPr>
+        <w:jc w:val="both"/>
+      </w:pPr>
+      <w:r>
+        <w:t xml:space="preserve">W oknie Uprawnienia, obok przycisku „Transfer uprawnień”, pojawił się przycisk „Historia zmian uprawnień”. Przycisk jest dostępny dla osób, które </w:t>
+      </w:r>
+      <w:r>
+        <w:t>mogą zarządzać uprawnieniami.</w:t>
+      </w:r>
+    </w:p>
+    <w:p>
+      <w:pPr>
+        <w:pBdr>
+          <w:top w:val="dashed" w:sz="6" w:space="8" w:color="808080"/>
+          <w:left w:val="dashed" w:sz="6" w:space="8" w:color="808080"/>
+          <w:bottom w:val="dashed" w:sz="6" w:space="8" w:color="808080"/>
+          <w:right w:val="dashed" w:sz="6" w:space="8" w:color="808080"/>
+        </w:pBdr>
+        <w:spacing w:before="240" w:after="240"/>
+        <w:jc w:val="center"/>
+      </w:pPr>
+      <w:r>
+        <w:rPr>
+          <w:i/>
+          <w:color w:val="808080"/>
+        </w:rPr>
+        <w:t>[Miejsce na zrzut ekranu: okno Uprawnienia z przyciskiem „Historia zmian uprawnień”]</w:t>
+      </w:r>
+    </w:p>
+    <w:p>
+      <w:pPr>
+        <w:jc w:val="both"/>
+      </w:pPr>
+      <w:r>
+        <w:rPr>
+          <w:b/>
+        </w:rPr>
+        <w:t>Co pokazuje okno Historia zmian uprawnień?</w:t>
+      </w:r>
+    </w:p>
+    <w:p>
+      <w:pPr>
+        <w:jc w:val="both"/>
+      </w:pPr>
+      <w:r>
+        <w:t>Okno pokazuje listę zmian – najnowsze na górze. Przy każdej zmianie widać datę, rodzaj operacji, z</w:t>
+      </w:r>
+      <w:r>
+        <w:t>asób, którego dotyczy, planistę, któremu zmieniono uprawnienia, oraz osobę, która wprowadziła zmianę.</w:t>
+      </w:r>
+    </w:p>
+    <w:p>
+      <w:pPr>
+        <w:jc w:val="both"/>
+      </w:pPr>
+      <w:r>
+        <w:t>W kolumnie Operacja „Nadanie” oznacza przyznanie uprawnienia, a „Odebranie” – jego usunięcie. Litera w nawiasie to rodzaj dostępu: (E) – edycja, (R) – tyl</w:t>
+      </w:r>
+      <w:r>
+        <w:t>ko odczyt. Zmiana rodzaju dostępu, np. z odczytu na edycję, jest widoczna jako dwie pozycje: „Odebranie (R)” i „Nadanie (E)”.</w:t>
+      </w:r>
+    </w:p>
+    <w:p>
+      <w:pPr>
+        <w:jc w:val="both"/>
+      </w:pPr>
+      <w:r>
+        <w:t>Listę można zawęzić, wpisując tekst w jedno lub kilka pól jednocześnie:</w:t>
+      </w:r>
+    </w:p>
+    <w:p>
+      <w:pPr>
+        <w:ind w:left="708"/>
+        <w:jc w:val="both"/>
+      </w:pPr>
+      <w:r>
+        <w:rPr>
+          <w:b/>
+        </w:rPr>
+        <w:t>Zasób</w:t>
+      </w:r>
+      <w:r>
+        <w:t xml:space="preserve"> – fragment nazwy wykładowcy, grupy, sali, przedmiotu</w:t>
+      </w:r>
+      <w:r>
+        <w:t xml:space="preserve"> itp.,</w:t>
+      </w:r>
+    </w:p>
+    <w:p>
+      <w:pPr>
+        <w:ind w:left="708"/>
+        <w:jc w:val="both"/>
+      </w:pPr>
+      <w:r>
+        <w:rPr>
+          <w:b/>
+        </w:rPr>
+        <w:t>Komu zmieniono</w:t>
+      </w:r>
+      <w:r>
+        <w:t xml:space="preserve"> – fragment nazwy planisty lub autoryzacji,</w:t>
+      </w:r>
+    </w:p>
+    <w:p>
+      <w:pPr>
+        <w:ind w:left="708"/>
+        <w:jc w:val="both"/>
+      </w:pPr>
+      <w:r>
+        <w:rPr>
+          <w:b/>
+        </w:rPr>
+        <w:t>Kto zmienił</w:t>
+      </w:r>
+      <w:r>
+        <w:t xml:space="preserve"> – nazwa użytkownika, który wprowadził zmianę.</w:t>
+      </w:r>
+    </w:p>
+    <w:p>
+      <w:pPr>
+        <w:jc w:val="both"/>
+      </w:pPr>
+      <w:r>
+        <w:t>W każdym polu można wpisać kilka fraz oddzielonych przecinkiem, np. „Kowalski, Nowak”. Kolejność listy można zmienić w polu sortowania.</w:t>
+      </w:r>
+    </w:p>
+    <w:p>
+      <w:pPr>
+        <w:pBdr>
+          <w:top w:val="dashed" w:sz="6" w:space="8" w:color="808080"/>
+          <w:left w:val="dashed" w:sz="6" w:space="8" w:color="808080"/>
+          <w:bottom w:val="dashed" w:sz="6" w:space="8" w:color="808080"/>
+          <w:right w:val="dashed" w:sz="6" w:space="8" w:color="808080"/>
+        </w:pBdr>
+        <w:spacing w:before="240" w:after="240"/>
+        <w:jc w:val="center"/>
+      </w:pPr>
+      <w:r>
+        <w:rPr>
+          <w:i/>
+          <w:color w:val="808080"/>
+        </w:rPr>
+        <w:lastRenderedPageBreak/>
+        <w:t>[Miejsce na zrzut ekranu: okno Historia zmian uprawnień]</w:t>
+      </w:r>
+    </w:p>
+    <w:p/>
     <w:sectPr>
-      <w:headerReference w:type="default" r:id="rId11"/>
-      <w:footerReference w:type="default" r:id="rId12"/>
+      <w:headerReference w:type="default" r:id="rId13"/>
+      <w:footerReference w:type="default" r:id="rId14"/>
       <w:type w:val="continuous"/>
       <w:pgSz w:w="11906" w:h="16838"/>
       <w:pgMar w:top="957" w:right="1133" w:bottom="1418" w:left="993" w:header="142" w:footer="565" w:gutter="0"/>
@@ -8218,7 +8832,7 @@
 </file>
 
 <file path=customXml/itemProps1.xml><?xml version="1.0" encoding="utf-8"?>
-<ds:datastoreItem xmlns:ds="http://schemas.openxmlformats.org/officeDocument/2006/customXml" ds:itemID="{A43C953D-FBA2-4B42-9D79-954F2DBBCC92}">
+<ds:datastoreItem xmlns:ds="http://schemas.openxmlformats.org/officeDocument/2006/customXml" ds:itemID="{0FC40A1D-167D-46C6-9580-B4936BE554F2}">
   <ds:schemaRefs>
     <ds:schemaRef ds:uri="http://schemas.openxmlformats.org/officeDocument/2006/bibliography"/>
   </ds:schemaRefs>

--- a/cd/doc/changes/202610.Zmiany.docx
+++ b/cd/doc/changes/202610.Zmiany.docx
@@ -87,7 +87,7 @@
       <w:r>
         <w:fldChar w:fldCharType="separate"/>
       </w:r>
-      <w:hyperlink w:anchor="_Toc243494763" w:history="1">
+      <w:hyperlink w:anchor="_Toc243597190" w:history="1">
         <w:r>
           <w:rPr>
             <w:rStyle w:val="Hipercze"/>
@@ -114,7 +114,7 @@
             <w:noProof/>
             <w:webHidden/>
           </w:rPr>
-          <w:instrText xml:space="preserve"> PAGEREF _Toc243494763 \h </w:instrText>
+          <w:instrText xml:space="preserve"> PAGEREF _Toc243597190 \h </w:instrText>
         </w:r>
         <w:r>
           <w:rPr>
@@ -158,13 +158,13 @@
           <w:szCs w:val="22"/>
         </w:rPr>
       </w:pPr>
-      <w:hyperlink w:anchor="_Toc243494764" w:history="1">
+      <w:hyperlink w:anchor="_Toc243597191" w:history="1">
         <w:r>
           <w:rPr>
             <w:rStyle w:val="Hipercze"/>
             <w:noProof/>
           </w:rPr>
-          <w:t>Strona statusu publikacji rozkładów zajęć bez XSLT</w:t>
+          <w:t>link to strony do sprawdzania statusu publikacji kalendarzy Google: Zmiana URL</w:t>
         </w:r>
         <w:r>
           <w:rPr>
@@ -185,7 +185,7 @@
             <w:noProof/>
             <w:webHidden/>
           </w:rPr>
-          <w:instrText xml:space="preserve"> PAGEREF _Toc243494764 \h </w:instrText>
+          <w:instrText xml:space="preserve"> PAGEREF _Toc243597191 \h </w:instrText>
         </w:r>
         <w:r>
           <w:rPr>
@@ -229,78 +229,7 @@
           <w:szCs w:val="22"/>
         </w:rPr>
       </w:pPr>
-      <w:hyperlink w:anchor="_Toc243494765" w:history="1">
-        <w:r>
-          <w:rPr>
-            <w:rStyle w:val="Hipercze"/>
-            <w:noProof/>
-          </w:rPr>
-          <w:t>link to strony do sprawdzania statusu publikacji kalendarzy Google: Zmiana URL</w:t>
-        </w:r>
-        <w:r>
-          <w:rPr>
-            <w:noProof/>
-            <w:webHidden/>
-          </w:rPr>
-          <w:tab/>
-        </w:r>
-        <w:r>
-          <w:rPr>
-            <w:noProof/>
-            <w:webHidden/>
-          </w:rPr>
-          <w:fldChar w:fldCharType="begin"/>
-        </w:r>
-        <w:r>
-          <w:rPr>
-            <w:noProof/>
-            <w:webHidden/>
-          </w:rPr>
-          <w:instrText xml:space="preserve"> PAGEREF _Toc243494765 \h </w:instrText>
-        </w:r>
-        <w:r>
-          <w:rPr>
-            <w:noProof/>
-            <w:webHidden/>
-          </w:rPr>
-        </w:r>
-        <w:r>
-          <w:rPr>
-            <w:noProof/>
-            <w:webHidden/>
-          </w:rPr>
-          <w:fldChar w:fldCharType="separate"/>
-        </w:r>
-        <w:r>
-          <w:rPr>
-            <w:noProof/>
-            <w:webHidden/>
-          </w:rPr>
-          <w:t>1</w:t>
-        </w:r>
-        <w:r>
-          <w:rPr>
-            <w:noProof/>
-            <w:webHidden/>
-          </w:rPr>
-          <w:fldChar w:fldCharType="end"/>
-        </w:r>
-      </w:hyperlink>
-    </w:p>
-    <w:p>
-      <w:pPr>
-        <w:pStyle w:val="Spistreci1"/>
-        <w:tabs>
-          <w:tab w:val="right" w:leader="dot" w:pos="9770"/>
-        </w:tabs>
-        <w:rPr>
-          <w:rFonts w:asciiTheme="minorHAnsi" w:eastAsiaTheme="minorEastAsia" w:hAnsiTheme="minorHAnsi" w:cstheme="minorBidi"/>
-          <w:noProof/>
-          <w:sz w:val="22"/>
-          <w:szCs w:val="22"/>
-        </w:rPr>
-      </w:pPr>
-      <w:hyperlink w:anchor="_Toc243494766" w:history="1">
+      <w:hyperlink w:anchor="_Toc243597192" w:history="1">
         <w:r>
           <w:rPr>
             <w:rStyle w:val="Hipercze"/>
@@ -327,7 +256,7 @@
             <w:noProof/>
             <w:webHidden/>
           </w:rPr>
-          <w:instrText xml:space="preserve"> PAGEREF _Toc243494766 \h </w:instrText>
+          <w:instrText xml:space="preserve"> PAGEREF _Toc243597192 \h </w:instrText>
         </w:r>
         <w:r>
           <w:rPr>
@@ -371,7 +300,7 @@
           <w:szCs w:val="22"/>
         </w:rPr>
       </w:pPr>
-      <w:hyperlink w:anchor="_Toc243494767" w:history="1">
+      <w:hyperlink w:anchor="_Toc243597193" w:history="1">
         <w:r>
           <w:rPr>
             <w:rStyle w:val="Hipercze"/>
@@ -398,7 +327,7 @@
             <w:noProof/>
             <w:webHidden/>
           </w:rPr>
-          <w:instrText xml:space="preserve"> PAGEREF _Toc243494767 \h </w:instrText>
+          <w:instrText xml:space="preserve"> PAGEREF _Toc243597193 \h </w:instrText>
         </w:r>
         <w:r>
           <w:rPr>
@@ -431,6 +360,148 @@
     </w:p>
     <w:p>
       <w:pPr>
+        <w:pStyle w:val="Spistreci1"/>
+        <w:tabs>
+          <w:tab w:val="right" w:leader="dot" w:pos="9770"/>
+        </w:tabs>
+        <w:rPr>
+          <w:rFonts w:asciiTheme="minorHAnsi" w:eastAsiaTheme="minorEastAsia" w:hAnsiTheme="minorHAnsi" w:cstheme="minorBidi"/>
+          <w:noProof/>
+          <w:sz w:val="22"/>
+          <w:szCs w:val="22"/>
+        </w:rPr>
+      </w:pPr>
+      <w:hyperlink w:anchor="_Toc243597194" w:history="1">
+        <w:r>
+          <w:rPr>
+            <w:rStyle w:val="Hipercze"/>
+            <w:noProof/>
+          </w:rPr>
+          <w:t>Udostępnianie tygodni tworzonych dla okresu</w:t>
+        </w:r>
+        <w:r>
+          <w:rPr>
+            <w:noProof/>
+            <w:webHidden/>
+          </w:rPr>
+          <w:tab/>
+        </w:r>
+        <w:r>
+          <w:rPr>
+            <w:noProof/>
+            <w:webHidden/>
+          </w:rPr>
+          <w:fldChar w:fldCharType="begin"/>
+        </w:r>
+        <w:r>
+          <w:rPr>
+            <w:noProof/>
+            <w:webHidden/>
+          </w:rPr>
+          <w:instrText xml:space="preserve"> PAGEREF _Toc243597194 \h </w:instrText>
+        </w:r>
+        <w:r>
+          <w:rPr>
+            <w:noProof/>
+            <w:webHidden/>
+          </w:rPr>
+        </w:r>
+        <w:r>
+          <w:rPr>
+            <w:noProof/>
+            <w:webHidden/>
+          </w:rPr>
+          <w:fldChar w:fldCharType="separate"/>
+        </w:r>
+        <w:r>
+          <w:rPr>
+            <w:noProof/>
+            <w:webHidden/>
+          </w:rPr>
+          <w:t>3</w:t>
+        </w:r>
+        <w:r>
+          <w:rPr>
+            <w:noProof/>
+            <w:webHidden/>
+          </w:rPr>
+          <w:fldChar w:fldCharType="end"/>
+        </w:r>
+      </w:hyperlink>
+    </w:p>
+    <w:p>
+      <w:pPr>
+        <w:pStyle w:val="Spistreci1"/>
+        <w:tabs>
+          <w:tab w:val="right" w:leader="dot" w:pos="9770"/>
+        </w:tabs>
+        <w:rPr>
+          <w:rFonts w:asciiTheme="minorHAnsi" w:eastAsiaTheme="minorEastAsia" w:hAnsiTheme="minorHAnsi" w:cstheme="minorBidi"/>
+          <w:noProof/>
+          <w:sz w:val="22"/>
+          <w:szCs w:val="22"/>
+        </w:rPr>
+      </w:pPr>
+      <w:hyperlink w:anchor="_Toc243597195" w:history="1">
+        <w:r>
+          <w:rPr>
+            <w:rStyle w:val="Hipercze"/>
+            <w:noProof/>
+          </w:rPr>
+          <w:t>Wyszukiwanie w oknie Dostęp (Współdzielenie dla)</w:t>
+        </w:r>
+        <w:r>
+          <w:rPr>
+            <w:noProof/>
+            <w:webHidden/>
+          </w:rPr>
+          <w:tab/>
+        </w:r>
+        <w:r>
+          <w:rPr>
+            <w:noProof/>
+            <w:webHidden/>
+          </w:rPr>
+          <w:fldChar w:fldCharType="begin"/>
+        </w:r>
+        <w:r>
+          <w:rPr>
+            <w:noProof/>
+            <w:webHidden/>
+          </w:rPr>
+          <w:instrText xml:space="preserve"> PAGEREF _Toc243597195 \h </w:instrText>
+        </w:r>
+        <w:r>
+          <w:rPr>
+            <w:noProof/>
+            <w:webHidden/>
+          </w:rPr>
+        </w:r>
+        <w:r>
+          <w:rPr>
+            <w:noProof/>
+            <w:webHidden/>
+          </w:rPr>
+          <w:fldChar w:fldCharType="separate"/>
+        </w:r>
+        <w:r>
+          <w:rPr>
+            <w:noProof/>
+            <w:webHidden/>
+          </w:rPr>
+          <w:t>4</w:t>
+        </w:r>
+        <w:r>
+          <w:rPr>
+            <w:noProof/>
+            <w:webHidden/>
+          </w:rPr>
+          <w:fldChar w:fldCharType="end"/>
+        </w:r>
+      </w:hyperlink>
+    </w:p>
+    <w:p>
+      <w:pPr>
         <w:rPr>
           <w:b/>
         </w:rPr>
@@ -443,7 +514,7 @@
       <w:pPr>
         <w:pStyle w:val="Nagwek1"/>
       </w:pPr>
-      <w:bookmarkStart w:id="0" w:name="_Toc243494763"/>
+      <w:bookmarkStart w:id="0" w:name="_Toc243597190"/>
       <w:r>
         <w:t>Kontrola uprawnień przy kopiowaniu i wklejaniu zajęć</w:t>
       </w:r>
@@ -524,9 +595,14 @@
       <w:pPr>
         <w:pStyle w:val="Nagwek1"/>
       </w:pPr>
-      <w:bookmarkStart w:id="1" w:name="_Toc243494765"/>
+      <w:bookmarkStart w:id="1" w:name="_Toc243597191"/>
       <w:r>
-        <w:t>link to strony do sprawdzania statusu publikacji kalendarzy Google: Zmiana URL</w:t>
+        <w:t>L</w:t>
+      </w:r>
+      <w:bookmarkStart w:id="2" w:name="_GoBack"/>
+      <w:bookmarkEnd w:id="2"/>
+      <w:r>
+        <w:t>ink to strony do sprawdzania statusu publikacji kalendarzy Google: Zmiana URL</w:t>
       </w:r>
       <w:bookmarkEnd w:id="1"/>
     </w:p>
@@ -711,20 +787,12 @@
                 <w:b/>
               </w:rPr>
             </w:pPr>
-            <w:bookmarkStart w:id="2" w:name="_Toc243494764"/>
             <w:r>
               <w:rPr>
                 <w:b/>
               </w:rPr>
-              <w:t>Strona</w:t>
+              <w:t>Strona statusu publikacji rozkładów zajęć bez XSLT</w:t>
             </w:r>
-            <w:r>
-              <w:rPr>
-                <w:b/>
-              </w:rPr>
-              <w:t xml:space="preserve"> statusu publikacji rozkładów zajęć bez XSLT</w:t>
-            </w:r>
-            <w:bookmarkEnd w:id="2"/>
           </w:p>
           <w:p>
             <w:pPr>
@@ -747,14 +815,9 @@
               <w:jc w:val="both"/>
             </w:pPr>
             <w:r>
-              <w:t xml:space="preserve">Program tworzy teraz, obok dotychczasowego pliku status.xml, dodatkowy plik status.html z tą samą tabelą statusu (folder, liczba plików przetworzonych i nieprzetworzonych, ikona stanu), </w:t>
+              <w:lastRenderedPageBreak/>
+              <w:t>Program tworzy teraz, obok dotychczasowego pliku status.xml, dodatkowy plik status.html z tą samą tabelą statusu (folder, liczba plików przetworzonych i nieprzetworzonych, ikona stanu), niezależny od XSLT. Plik status.xml jest nadal tworzony bez zmian, dlatego dotychczasowe odnośniki działają jak wcześniej. Zalecamy, aby odnośniki do strony statusu wskazywały na plik status.html.</w:t>
             </w:r>
-            <w:r>
-              <w:lastRenderedPageBreak/>
-              <w:t>niezależny od XSLT. Plik status.xml jest nadal tworzony bez zmian, dlatego dotychczasowe odnośniki działają jak wcześniej. Zalecamy, aby odnośniki do strony statusu wskazywały na plik status.html.</w:t>
-            </w:r>
-            <w:bookmarkStart w:id="3" w:name="_GoBack"/>
-            <w:bookmarkEnd w:id="3"/>
           </w:p>
         </w:tc>
       </w:tr>
@@ -773,11 +836,11 @@
       <w:pPr>
         <w:pStyle w:val="Nagwek1"/>
       </w:pPr>
-      <w:bookmarkStart w:id="4" w:name="_Toc243494766"/>
+      <w:bookmarkStart w:id="3" w:name="_Toc243597192"/>
       <w:r>
         <w:t>Czytelniejsze komunikaty o uprawnieniach</w:t>
       </w:r>
-      <w:bookmarkEnd w:id="4"/>
+      <w:bookmarkEnd w:id="3"/>
     </w:p>
     <w:p>
       <w:pPr>
@@ -822,24 +885,18 @@
       <w:pPr>
         <w:pStyle w:val="Nagwek1"/>
       </w:pPr>
-      <w:bookmarkStart w:id="5" w:name="_Toc243494767"/>
+      <w:bookmarkStart w:id="4" w:name="_Toc243597193"/>
       <w:r>
-        <w:t>Histo</w:t>
+        <w:t>Historia zmian uprawnień</w:t>
       </w:r>
-      <w:r>
-        <w:t>ria zmian uprawnień</w:t>
-      </w:r>
-      <w:bookmarkEnd w:id="5"/>
+      <w:bookmarkEnd w:id="4"/>
     </w:p>
     <w:p>
       <w:pPr>
         <w:jc w:val="both"/>
       </w:pPr>
       <w:r>
-        <w:t>Aplikacja może teraz zapamiętywać wszystkie zmiany uprawnień do planowania. Dzięki temu w każdej chwili można sprawdzić, kto, kiedy i komu nadał lub odebrał uprawnienia do wykładowców, grup, zasobów, przedmiotów, form zajęć, okresów ora</w:t>
-      </w:r>
-      <w:r>
-        <w:t>z autoryzacji.</w:t>
+        <w:t>Aplikacja może teraz zapamiętywać wszystkie zmiany uprawnień do planowania. Dzięki temu w każdej chwili można sprawdzić, kto, kiedy i komu nadał lub odebrał uprawnienia do wykładowców, grup, zasobów, przedmiotów, form zajęć, okresów oraz autoryzacji.</w:t>
       </w:r>
     </w:p>
     <w:p>
@@ -858,10 +915,7 @@
         <w:jc w:val="both"/>
       </w:pPr>
       <w:r>
-        <w:t>Śledzenie zmian jest domyślnie wyłączone. Włącza je administrator w oknie Ustawienia konfiguracyjne, w sekcji Ustawienia globalne, zaznaczając pole „Śledzenie historii zmian uprawnień”. Przed włączeniem Aplikacja poprosi o potwi</w:t>
-      </w:r>
-      <w:r>
-        <w:t>erdzenie.</w:t>
+        <w:t>Śledzenie zmian jest domyślnie wyłączone. Włącza je administrator w oknie Ustawienia konfiguracyjne, w sekcji Ustawienia globalne, zaznaczając pole „Śledzenie historii zmian uprawnień”. Przed włączeniem Aplikacja poprosi o potwierdzenie.</w:t>
       </w:r>
     </w:p>
     <w:p>
@@ -874,22 +928,71 @@
     </w:p>
     <w:p>
       <w:pPr>
-        <w:pBdr>
-          <w:top w:val="dashed" w:sz="6" w:space="8" w:color="808080"/>
-          <w:left w:val="dashed" w:sz="6" w:space="8" w:color="808080"/>
-          <w:bottom w:val="dashed" w:sz="6" w:space="8" w:color="808080"/>
-          <w:right w:val="dashed" w:sz="6" w:space="8" w:color="808080"/>
-        </w:pBdr>
-        <w:spacing w:before="240" w:after="240"/>
+        <w:jc w:val="both"/>
+      </w:pPr>
+    </w:p>
+    <w:p>
+      <w:pPr>
         <w:jc w:val="center"/>
       </w:pPr>
       <w:r>
+        <w:rPr>
+          <w:noProof/>
+        </w:rPr>
+        <w:drawing>
+          <wp:inline distT="0" distB="0" distL="0" distR="0" wp14:anchorId="6B210695" wp14:editId="4A6E0744">
+            <wp:extent cx="4351170" cy="2891220"/>
+            <wp:effectExtent l="0" t="0" r="0" b="4445"/>
+            <wp:docPr id="1" name="Obraz 1"/>
+            <wp:cNvGraphicFramePr>
+              <a:graphicFrameLocks xmlns:a="http://schemas.openxmlformats.org/drawingml/2006/main" noChangeAspect="1"/>
+            </wp:cNvGraphicFramePr>
+            <a:graphic xmlns:a="http://schemas.openxmlformats.org/drawingml/2006/main">
+              <a:graphicData uri="http://schemas.openxmlformats.org/drawingml/2006/picture">
+                <pic:pic xmlns:pic="http://schemas.openxmlformats.org/drawingml/2006/picture">
+                  <pic:nvPicPr>
+                    <pic:cNvPr id="0" name=""/>
+                    <pic:cNvPicPr/>
+                  </pic:nvPicPr>
+                  <pic:blipFill>
+                    <a:blip r:embed="rId13"/>
+                    <a:stretch>
+                      <a:fillRect/>
+                    </a:stretch>
+                  </pic:blipFill>
+                  <pic:spPr>
+                    <a:xfrm>
+                      <a:off x="0" y="0"/>
+                      <a:ext cx="4352912" cy="2892377"/>
+                    </a:xfrm>
+                    <a:prstGeom prst="rect">
+                      <a:avLst/>
+                    </a:prstGeom>
+                  </pic:spPr>
+                </pic:pic>
+              </a:graphicData>
+            </a:graphic>
+          </wp:inline>
+        </w:drawing>
+      </w:r>
+    </w:p>
+    <w:p>
+      <w:pPr>
+        <w:jc w:val="both"/>
         <w:rPr>
           <w:i/>
           <w:color w:val="808080"/>
         </w:rPr>
-        <w:t>[Miejsce na zrzut ekranu: okno Ustawienia konfiguracyjne, sekcja Ustawienia globalne]</w:t>
-      </w:r>
+      </w:pPr>
+    </w:p>
+    <w:p>
+      <w:pPr>
+        <w:jc w:val="both"/>
+        <w:rPr>
+          <w:i/>
+          <w:color w:val="808080"/>
+        </w:rPr>
+      </w:pPr>
     </w:p>
     <w:p>
       <w:pPr>
@@ -907,34 +1010,16 @@
         <w:jc w:val="both"/>
       </w:pPr>
       <w:r>
-        <w:t xml:space="preserve">W oknie Uprawnienia, obok przycisku „Transfer uprawnień”, pojawił się przycisk „Historia zmian uprawnień”. Przycisk jest dostępny dla osób, które </w:t>
-      </w:r>
-      <w:r>
-        <w:t>mogą zarządzać uprawnieniami.</w:t>
+        <w:lastRenderedPageBreak/>
+        <w:t>W oknie Uprawnienia, obok przycisku „Transfer uprawnień”, pojawił się przycisk „Historia zmian uprawnień”. Przycisk jest dostępny dla osób, które mogą zarządzać uprawnieniami.</w:t>
       </w:r>
     </w:p>
     <w:p>
       <w:pPr>
-        <w:pBdr>
-          <w:top w:val="dashed" w:sz="6" w:space="8" w:color="808080"/>
-          <w:left w:val="dashed" w:sz="6" w:space="8" w:color="808080"/>
-          <w:bottom w:val="dashed" w:sz="6" w:space="8" w:color="808080"/>
-          <w:right w:val="dashed" w:sz="6" w:space="8" w:color="808080"/>
-        </w:pBdr>
-        <w:spacing w:before="240" w:after="240"/>
-        <w:jc w:val="center"/>
-      </w:pPr>
-      <w:r>
+        <w:jc w:val="both"/>
         <w:rPr>
-          <w:i/>
-          <w:color w:val="808080"/>
+          <w:b/>
         </w:rPr>
-        <w:t>[Miejsce na zrzut ekranu: okno Uprawnienia z przyciskiem „Historia zmian uprawnień”]</w:t>
-      </w:r>
-    </w:p>
-    <w:p>
-      <w:pPr>
-        <w:jc w:val="both"/>
       </w:pPr>
       <w:r>
         <w:rPr>
@@ -945,24 +1030,72 @@
     </w:p>
     <w:p>
       <w:pPr>
-        <w:jc w:val="both"/>
+        <w:jc w:val="center"/>
+        <w:rPr>
+          <w:b/>
+        </w:rPr>
       </w:pPr>
       <w:r>
-        <w:t>Okno pokazuje listę zmian – najnowsze na górze. Przy każdej zmianie widać datę, rodzaj operacji, z</w:t>
-      </w:r>
-      <w:r>
-        <w:t>asób, którego dotyczy, planistę, któremu zmieniono uprawnienia, oraz osobę, która wprowadziła zmianę.</w:t>
+        <w:rPr>
+          <w:b/>
+          <w:noProof/>
+        </w:rPr>
+        <w:drawing>
+          <wp:inline distT="0" distB="0" distL="0" distR="0" wp14:anchorId="501856D4" wp14:editId="0A42604D">
+            <wp:extent cx="4595812" cy="2402467"/>
+            <wp:effectExtent l="0" t="0" r="0" b="0"/>
+            <wp:docPr id="2" name="Obraz 2"/>
+            <wp:cNvGraphicFramePr>
+              <a:graphicFrameLocks xmlns:a="http://schemas.openxmlformats.org/drawingml/2006/main" noChangeAspect="1"/>
+            </wp:cNvGraphicFramePr>
+            <a:graphic xmlns:a="http://schemas.openxmlformats.org/drawingml/2006/main">
+              <a:graphicData uri="http://schemas.openxmlformats.org/drawingml/2006/picture">
+                <pic:pic xmlns:pic="http://schemas.openxmlformats.org/drawingml/2006/picture">
+                  <pic:nvPicPr>
+                    <pic:cNvPr id="0" name=""/>
+                    <pic:cNvPicPr/>
+                  </pic:nvPicPr>
+                  <pic:blipFill>
+                    <a:blip r:embed="rId14"/>
+                    <a:stretch>
+                      <a:fillRect/>
+                    </a:stretch>
+                  </pic:blipFill>
+                  <pic:spPr>
+                    <a:xfrm>
+                      <a:off x="0" y="0"/>
+                      <a:ext cx="4596301" cy="2402722"/>
+                    </a:xfrm>
+                    <a:prstGeom prst="rect">
+                      <a:avLst/>
+                    </a:prstGeom>
+                  </pic:spPr>
+                </pic:pic>
+              </a:graphicData>
+            </a:graphic>
+          </wp:inline>
+        </w:drawing>
       </w:r>
     </w:p>
     <w:p>
       <w:pPr>
         <w:jc w:val="both"/>
       </w:pPr>
+    </w:p>
+    <w:p>
+      <w:pPr>
+        <w:jc w:val="both"/>
+      </w:pPr>
       <w:r>
-        <w:t>W kolumnie Operacja „Nadanie” oznacza przyznanie uprawnienia, a „Odebranie” – jego usunięcie. Litera w nawiasie to rodzaj dostępu: (E) – edycja, (R) – tyl</w:t>
+        <w:t>Okno pokazuje listę zmian – najnowsze na górze. Przy każdej zmianie widać datę, rodzaj operacji, zasób, którego dotyczy, planistę, któremu zmieniono uprawnienia, oraz osobę, która wprowadziła zmianę.</w:t>
       </w:r>
+    </w:p>
+    <w:p>
+      <w:pPr>
+        <w:jc w:val="both"/>
+      </w:pPr>
       <w:r>
-        <w:t>ko odczyt. Zmiana rodzaju dostępu, np. z odczytu na edycję, jest widoczna jako dwie pozycje: „Odebranie (R)” i „Nadanie (E)”.</w:t>
+        <w:t>W kolumnie Operacja „Nadanie” oznacza przyznanie uprawnienia, a „Odebranie” – jego usunięcie. Litera w nawiasie to rodzaj dostępu: (E) – edycja, (R) – tylko odczyt. Zmiana rodzaju dostępu, np. z odczytu na edycję, jest widoczna jako dwie pozycje: „Odebranie (R)” i „Nadanie (E)”.</w:t>
       </w:r>
     </w:p>
     <w:p>
@@ -985,10 +1118,7 @@
         <w:t>Zasób</w:t>
       </w:r>
       <w:r>
-        <w:t xml:space="preserve"> – fragment nazwy wykładowcy, grupy, sali, przedmiotu</w:t>
-      </w:r>
-      <w:r>
-        <w:t xml:space="preserve"> itp.,</w:t>
+        <w:t xml:space="preserve"> – fragment nazwy wykładowcy, grupy, sali, przedmiotu itp.,</w:t>
       </w:r>
     </w:p>
     <w:p>
@@ -1031,28 +1161,185 @@
     </w:p>
     <w:p>
       <w:pPr>
-        <w:pBdr>
-          <w:top w:val="dashed" w:sz="6" w:space="8" w:color="808080"/>
-          <w:left w:val="dashed" w:sz="6" w:space="8" w:color="808080"/>
-          <w:bottom w:val="dashed" w:sz="6" w:space="8" w:color="808080"/>
-          <w:right w:val="dashed" w:sz="6" w:space="8" w:color="808080"/>
-        </w:pBdr>
-        <w:spacing w:before="240" w:after="240"/>
+        <w:jc w:val="both"/>
+      </w:pPr>
+    </w:p>
+    <w:p>
+      <w:pPr>
         <w:jc w:val="center"/>
       </w:pPr>
       <w:r>
         <w:rPr>
-          <w:i/>
-          <w:color w:val="808080"/>
+          <w:noProof/>
         </w:rPr>
-        <w:lastRenderedPageBreak/>
-        <w:t>[Miejsce na zrzut ekranu: okno Historia zmian uprawnień]</w:t>
+        <w:drawing>
+          <wp:inline distT="0" distB="0" distL="0" distR="0" wp14:anchorId="5920EB0E" wp14:editId="1FEDD69E">
+            <wp:extent cx="4681537" cy="2467686"/>
+            <wp:effectExtent l="0" t="0" r="5080" b="8890"/>
+            <wp:docPr id="3" name="Obraz 3"/>
+            <wp:cNvGraphicFramePr>
+              <a:graphicFrameLocks xmlns:a="http://schemas.openxmlformats.org/drawingml/2006/main" noChangeAspect="1"/>
+            </wp:cNvGraphicFramePr>
+            <a:graphic xmlns:a="http://schemas.openxmlformats.org/drawingml/2006/main">
+              <a:graphicData uri="http://schemas.openxmlformats.org/drawingml/2006/picture">
+                <pic:pic xmlns:pic="http://schemas.openxmlformats.org/drawingml/2006/picture">
+                  <pic:nvPicPr>
+                    <pic:cNvPr id="0" name=""/>
+                    <pic:cNvPicPr/>
+                  </pic:nvPicPr>
+                  <pic:blipFill>
+                    <a:blip r:embed="rId15"/>
+                    <a:stretch>
+                      <a:fillRect/>
+                    </a:stretch>
+                  </pic:blipFill>
+                  <pic:spPr>
+                    <a:xfrm>
+                      <a:off x="0" y="0"/>
+                      <a:ext cx="4682035" cy="2467948"/>
+                    </a:xfrm>
+                    <a:prstGeom prst="rect">
+                      <a:avLst/>
+                    </a:prstGeom>
+                  </pic:spPr>
+                </pic:pic>
+              </a:graphicData>
+            </a:graphic>
+          </wp:inline>
+        </w:drawing>
       </w:r>
     </w:p>
-    <w:p/>
+    <w:p>
+      <w:pPr>
+        <w:pStyle w:val="Nagwek1"/>
+      </w:pPr>
+      <w:bookmarkStart w:id="5" w:name="_Toc243597194"/>
+      <w:r>
+        <w:t>Udostępnianie tygodni tworzonych dla okresu</w:t>
+      </w:r>
+      <w:bookmarkEnd w:id="5"/>
+    </w:p>
+    <w:p>
+      <w:pPr>
+        <w:jc w:val="both"/>
+      </w:pPr>
+      <w:r>
+        <w:t>Do tej pory tygodnie utworzone przyciskiem „Utwórz tygodnie” w oknie Okr</w:t>
+      </w:r>
+      <w:r>
+        <w:t>esy były widoczne tylko dla osoby, która je utworzyła. Pozostałym planistom trzeba było osobno nadawać dostęp w oknie Uprawnienia.</w:t>
+      </w:r>
+    </w:p>
+    <w:p>
+      <w:pPr>
+        <w:jc w:val="both"/>
+      </w:pPr>
+      <w:r>
+        <w:lastRenderedPageBreak/>
+        <w:t>Teraz, zaraz po utworzeniu tygodni, pojawia się okno „Współdzielenie dla” – takie samo jak po zapisaniu nowego okresu. Wystar</w:t>
+      </w:r>
+      <w:r>
+        <w:t>czy zaznaczyć planistów i autoryzacje, którzy mają widzieć nowe tygodnie, i nacisnąć OK. Wybór dotyczy jednocześnie wszystkich utworzonych tygodni.</w:t>
+      </w:r>
+    </w:p>
+    <w:p>
+      <w:pPr>
+        <w:jc w:val="both"/>
+      </w:pPr>
+      <w:r>
+        <w:t>Okno nie pojawia się, jeżeli wszystkie tygodnie dla danego okresu zostały utworzone już wcześniej.</w:t>
+      </w:r>
+    </w:p>
+    <w:p>
+      <w:pPr>
+        <w:pStyle w:val="Nagwek1"/>
+      </w:pPr>
+      <w:bookmarkStart w:id="6" w:name="_Toc243597195"/>
+      <w:r>
+        <w:t>Wyszukiwanie w oknie Dostęp (Współdzielenie dla)</w:t>
+      </w:r>
+      <w:bookmarkEnd w:id="6"/>
+    </w:p>
+    <w:p>
+      <w:pPr>
+        <w:jc w:val="both"/>
+      </w:pPr>
+      <w:r>
+        <w:t>Okno „Współdzielenie dla”, otwierane przyciskiem „Dostęp” (np. w oknie Okresy), a także automatycznie po utworzeniu okresu lub tygodni, ma teraz u góry pole „Szukaj:”. Po wpisaniu fragmentu nazwy lista pokazuje tylko pasujących planistów i autoryzacje – wi</w:t>
+      </w:r>
+      <w:r>
+        <w:t>elkość liter nie ma znaczenia. Puste pole pokazuje wszystkich. Wpisanie słowa „Autoryzacja” pokaże same autoryzacje.</w:t>
+      </w:r>
+    </w:p>
+    <w:p>
+      <w:pPr>
+        <w:jc w:val="both"/>
+      </w:pPr>
+      <w:r>
+        <w:t>Zaznaczenia nie znikają przy zmianie wyszukiwanej frazy. Po naciśnięciu OK zapisywane są wszystkie zaznaczone pozycje, także te, które w da</w:t>
+      </w:r>
+      <w:r>
+        <w:t>nej chwili są ukryte przez wyszukiwanie.</w:t>
+      </w:r>
+    </w:p>
+    <w:p>
+      <w:pPr>
+        <w:jc w:val="both"/>
+      </w:pPr>
+      <w:r>
+        <w:t>Pole „Zmień wszystkie” zaznacza lub odznacza tylko pozycje widoczne po wyszukaniu. Dzięki temu można np. wpisać fragment nazwy i jednym kliknięciem zaznaczyć wszystkie pasujące pozycje.</w:t>
+      </w:r>
+    </w:p>
+    <w:p>
+      <w:pPr>
+        <w:jc w:val="both"/>
+      </w:pPr>
+    </w:p>
+    <w:p>
+      <w:pPr>
+        <w:jc w:val="center"/>
+      </w:pPr>
+      <w:r>
+        <w:drawing>
+          <wp:inline distT="0" distB="0" distL="0" distR="0" wp14:anchorId="6C7DC6C1" wp14:editId="75785089">
+            <wp:extent cx="3439608" cy="4424363"/>
+            <wp:effectExtent l="0" t="0" r="8890" b="0"/>
+            <wp:docPr id="5" name="Obraz 5"/>
+            <wp:cNvGraphicFramePr>
+              <a:graphicFrameLocks xmlns:a="http://schemas.openxmlformats.org/drawingml/2006/main" noChangeAspect="1"/>
+            </wp:cNvGraphicFramePr>
+            <a:graphic xmlns:a="http://schemas.openxmlformats.org/drawingml/2006/main">
+              <a:graphicData uri="http://schemas.openxmlformats.org/drawingml/2006/picture">
+                <pic:pic xmlns:pic="http://schemas.openxmlformats.org/drawingml/2006/picture">
+                  <pic:nvPicPr>
+                    <pic:cNvPr id="0" name=""/>
+                    <pic:cNvPicPr/>
+                  </pic:nvPicPr>
+                  <pic:blipFill>
+                    <a:blip r:embed="rId16"/>
+                    <a:stretch>
+                      <a:fillRect/>
+                    </a:stretch>
+                  </pic:blipFill>
+                  <pic:spPr>
+                    <a:xfrm>
+                      <a:off x="0" y="0"/>
+                      <a:ext cx="3439175" cy="4423807"/>
+                    </a:xfrm>
+                    <a:prstGeom prst="rect">
+                      <a:avLst/>
+                    </a:prstGeom>
+                  </pic:spPr>
+                </pic:pic>
+              </a:graphicData>
+            </a:graphic>
+          </wp:inline>
+        </w:drawing>
+      </w:r>
+    </w:p>
     <w:sectPr>
-      <w:headerReference w:type="default" r:id="rId13"/>
-      <w:footerReference w:type="default" r:id="rId14"/>
+      <w:headerReference w:type="default" r:id="rId17"/>
+      <w:footerReference w:type="default" r:id="rId18"/>
       <w:type w:val="continuous"/>
       <w:pgSz w:w="11906" w:h="16838"/>
       <w:pgMar w:top="957" w:right="1133" w:bottom="1418" w:left="993" w:header="142" w:footer="565" w:gutter="0"/>
@@ -1179,7 +1466,7 @@
         <w:szCs w:val="96"/>
       </w:rPr>
       <w:drawing>
-        <wp:inline distT="0" distB="0" distL="0" distR="0" wp14:anchorId="75191817" wp14:editId="5EBE24DD">
+        <wp:inline distT="0" distB="0" distL="0" distR="0" wp14:anchorId="4033E7DA" wp14:editId="225273A2">
           <wp:extent cx="1212850" cy="408262"/>
           <wp:effectExtent l="0" t="0" r="6350" b="0"/>
           <wp:docPr id="4" name="Obraz 4"/>
@@ -8832,7 +9119,7 @@
 </file>
 
 <file path=customXml/itemProps1.xml><?xml version="1.0" encoding="utf-8"?>
-<ds:datastoreItem xmlns:ds="http://schemas.openxmlformats.org/officeDocument/2006/customXml" ds:itemID="{0FC40A1D-167D-46C6-9580-B4936BE554F2}">
+<ds:datastoreItem xmlns:ds="http://schemas.openxmlformats.org/officeDocument/2006/customXml" ds:itemID="{9BE04E6B-7DA7-4877-9B9E-5C5023C8C5F6}">
   <ds:schemaRefs>
     <ds:schemaRef ds:uri="http://schemas.openxmlformats.org/officeDocument/2006/bibliography"/>
   </ds:schemaRefs>

--- a/cd/doc/changes/202610.Zmiany.docx
+++ b/cd/doc/changes/202610.Zmiany.docx
@@ -87,7 +87,7 @@
       <w:r>
         <w:fldChar w:fldCharType="separate"/>
       </w:r>
-      <w:hyperlink w:anchor="_Toc243597190" w:history="1">
+      <w:hyperlink w:anchor="_Toc243820753" w:history="1">
         <w:r>
           <w:rPr>
             <w:rStyle w:val="Hipercze"/>
@@ -114,7 +114,7 @@
             <w:noProof/>
             <w:webHidden/>
           </w:rPr>
-          <w:instrText xml:space="preserve"> PAGEREF _Toc243597190 \h </w:instrText>
+          <w:instrText xml:space="preserve"> PAGEREF _Toc243820753 \h </w:instrText>
         </w:r>
         <w:r>
           <w:rPr>
@@ -158,13 +158,13 @@
           <w:szCs w:val="22"/>
         </w:rPr>
       </w:pPr>
-      <w:hyperlink w:anchor="_Toc243597191" w:history="1">
+      <w:hyperlink w:anchor="_Toc243820754" w:history="1">
         <w:r>
           <w:rPr>
             <w:rStyle w:val="Hipercze"/>
             <w:noProof/>
           </w:rPr>
-          <w:t>link to strony do sprawdzania statusu publikacji kalendarzy Google: Zmiana URL</w:t>
+          <w:t>Link to strony do sprawdzania statusu publikacji kalendarzy Google: Zmiana URL</w:t>
         </w:r>
         <w:r>
           <w:rPr>
@@ -185,7 +185,7 @@
             <w:noProof/>
             <w:webHidden/>
           </w:rPr>
-          <w:instrText xml:space="preserve"> PAGEREF _Toc243597191 \h </w:instrText>
+          <w:instrText xml:space="preserve"> PAGEREF _Toc243820754 \h </w:instrText>
         </w:r>
         <w:r>
           <w:rPr>
@@ -229,7 +229,7 @@
           <w:szCs w:val="22"/>
         </w:rPr>
       </w:pPr>
-      <w:hyperlink w:anchor="_Toc243597192" w:history="1">
+      <w:hyperlink w:anchor="_Toc243820755" w:history="1">
         <w:r>
           <w:rPr>
             <w:rStyle w:val="Hipercze"/>
@@ -256,7 +256,7 @@
             <w:noProof/>
             <w:webHidden/>
           </w:rPr>
-          <w:instrText xml:space="preserve"> PAGEREF _Toc243597192 \h </w:instrText>
+          <w:instrText xml:space="preserve"> PAGEREF _Toc243820755 \h </w:instrText>
         </w:r>
         <w:r>
           <w:rPr>
@@ -300,7 +300,7 @@
           <w:szCs w:val="22"/>
         </w:rPr>
       </w:pPr>
-      <w:hyperlink w:anchor="_Toc243597193" w:history="1">
+      <w:hyperlink w:anchor="_Toc243820756" w:history="1">
         <w:r>
           <w:rPr>
             <w:rStyle w:val="Hipercze"/>
@@ -327,7 +327,7 @@
             <w:noProof/>
             <w:webHidden/>
           </w:rPr>
-          <w:instrText xml:space="preserve"> PAGEREF _Toc243597193 \h </w:instrText>
+          <w:instrText xml:space="preserve"> PAGEREF _Toc243820756 \h </w:instrText>
         </w:r>
         <w:r>
           <w:rPr>
@@ -371,7 +371,7 @@
           <w:szCs w:val="22"/>
         </w:rPr>
       </w:pPr>
-      <w:hyperlink w:anchor="_Toc243597194" w:history="1">
+      <w:hyperlink w:anchor="_Toc243820757" w:history="1">
         <w:r>
           <w:rPr>
             <w:rStyle w:val="Hipercze"/>
@@ -398,78 +398,7 @@
             <w:noProof/>
             <w:webHidden/>
           </w:rPr>
-          <w:instrText xml:space="preserve"> PAGEREF _Toc243597194 \h </w:instrText>
-        </w:r>
-        <w:r>
-          <w:rPr>
-            <w:noProof/>
-            <w:webHidden/>
-          </w:rPr>
-        </w:r>
-        <w:r>
-          <w:rPr>
-            <w:noProof/>
-            <w:webHidden/>
-          </w:rPr>
-          <w:fldChar w:fldCharType="separate"/>
-        </w:r>
-        <w:r>
-          <w:rPr>
-            <w:noProof/>
-            <w:webHidden/>
-          </w:rPr>
-          <w:t>3</w:t>
-        </w:r>
-        <w:r>
-          <w:rPr>
-            <w:noProof/>
-            <w:webHidden/>
-          </w:rPr>
-          <w:fldChar w:fldCharType="end"/>
-        </w:r>
-      </w:hyperlink>
-    </w:p>
-    <w:p>
-      <w:pPr>
-        <w:pStyle w:val="Spistreci1"/>
-        <w:tabs>
-          <w:tab w:val="right" w:leader="dot" w:pos="9770"/>
-        </w:tabs>
-        <w:rPr>
-          <w:rFonts w:asciiTheme="minorHAnsi" w:eastAsiaTheme="minorEastAsia" w:hAnsiTheme="minorHAnsi" w:cstheme="minorBidi"/>
-          <w:noProof/>
-          <w:sz w:val="22"/>
-          <w:szCs w:val="22"/>
-        </w:rPr>
-      </w:pPr>
-      <w:hyperlink w:anchor="_Toc243597195" w:history="1">
-        <w:r>
-          <w:rPr>
-            <w:rStyle w:val="Hipercze"/>
-            <w:noProof/>
-          </w:rPr>
-          <w:t>Wyszukiwanie w oknie Dostęp (Współdzielenie dla)</w:t>
-        </w:r>
-        <w:r>
-          <w:rPr>
-            <w:noProof/>
-            <w:webHidden/>
-          </w:rPr>
-          <w:tab/>
-        </w:r>
-        <w:r>
-          <w:rPr>
-            <w:noProof/>
-            <w:webHidden/>
-          </w:rPr>
-          <w:fldChar w:fldCharType="begin"/>
-        </w:r>
-        <w:r>
-          <w:rPr>
-            <w:noProof/>
-            <w:webHidden/>
-          </w:rPr>
-          <w:instrText xml:space="preserve"> PAGEREF _Toc243597195 \h </w:instrText>
+          <w:instrText xml:space="preserve"> PAGEREF _Toc243820757 \h </w:instrText>
         </w:r>
         <w:r>
           <w:rPr>
@@ -502,6 +431,460 @@
     </w:p>
     <w:p>
       <w:pPr>
+        <w:pStyle w:val="Spistreci1"/>
+        <w:tabs>
+          <w:tab w:val="right" w:leader="dot" w:pos="9770"/>
+        </w:tabs>
+        <w:rPr>
+          <w:rFonts w:asciiTheme="minorHAnsi" w:eastAsiaTheme="minorEastAsia" w:hAnsiTheme="minorHAnsi" w:cstheme="minorBidi"/>
+          <w:noProof/>
+          <w:sz w:val="22"/>
+          <w:szCs w:val="22"/>
+        </w:rPr>
+      </w:pPr>
+      <w:hyperlink w:anchor="_Toc243820758" w:history="1">
+        <w:r>
+          <w:rPr>
+            <w:rStyle w:val="Hipercze"/>
+            <w:noProof/>
+          </w:rPr>
+          <w:t>Wyszukiwanie w oknie Dostęp (Współdzielenie dla)</w:t>
+        </w:r>
+        <w:r>
+          <w:rPr>
+            <w:noProof/>
+            <w:webHidden/>
+          </w:rPr>
+          <w:tab/>
+        </w:r>
+        <w:r>
+          <w:rPr>
+            <w:noProof/>
+            <w:webHidden/>
+          </w:rPr>
+          <w:fldChar w:fldCharType="begin"/>
+        </w:r>
+        <w:r>
+          <w:rPr>
+            <w:noProof/>
+            <w:webHidden/>
+          </w:rPr>
+          <w:instrText xml:space="preserve"> PAGEREF _Toc243820758 \h </w:instrText>
+        </w:r>
+        <w:r>
+          <w:rPr>
+            <w:noProof/>
+            <w:webHidden/>
+          </w:rPr>
+        </w:r>
+        <w:r>
+          <w:rPr>
+            <w:noProof/>
+            <w:webHidden/>
+          </w:rPr>
+          <w:fldChar w:fldCharType="separate"/>
+        </w:r>
+        <w:r>
+          <w:rPr>
+            <w:noProof/>
+            <w:webHidden/>
+          </w:rPr>
+          <w:t>4</w:t>
+        </w:r>
+        <w:r>
+          <w:rPr>
+            <w:noProof/>
+            <w:webHidden/>
+          </w:rPr>
+          <w:fldChar w:fldCharType="end"/>
+        </w:r>
+      </w:hyperlink>
+    </w:p>
+    <w:p>
+      <w:pPr>
+        <w:pStyle w:val="Spistreci1"/>
+        <w:tabs>
+          <w:tab w:val="right" w:leader="dot" w:pos="9770"/>
+        </w:tabs>
+        <w:rPr>
+          <w:rFonts w:asciiTheme="minorHAnsi" w:eastAsiaTheme="minorEastAsia" w:hAnsiTheme="minorHAnsi" w:cstheme="minorBidi"/>
+          <w:noProof/>
+          <w:sz w:val="22"/>
+          <w:szCs w:val="22"/>
+        </w:rPr>
+      </w:pPr>
+      <w:hyperlink w:anchor="_Toc243820759" w:history="1">
+        <w:r>
+          <w:rPr>
+            <w:rStyle w:val="Hipercze"/>
+            <w:noProof/>
+          </w:rPr>
+          <w:t>Układ tygodniowy: kilku wykładowców, kilka grup lub sal obok siebie</w:t>
+        </w:r>
+        <w:r>
+          <w:rPr>
+            <w:noProof/>
+            <w:webHidden/>
+          </w:rPr>
+          <w:tab/>
+        </w:r>
+        <w:r>
+          <w:rPr>
+            <w:noProof/>
+            <w:webHidden/>
+          </w:rPr>
+          <w:fldChar w:fldCharType="begin"/>
+        </w:r>
+        <w:r>
+          <w:rPr>
+            <w:noProof/>
+            <w:webHidden/>
+          </w:rPr>
+          <w:instrText xml:space="preserve"> PAGEREF _Toc243820759 \h </w:instrText>
+        </w:r>
+        <w:r>
+          <w:rPr>
+            <w:noProof/>
+            <w:webHidden/>
+          </w:rPr>
+        </w:r>
+        <w:r>
+          <w:rPr>
+            <w:noProof/>
+            <w:webHidden/>
+          </w:rPr>
+          <w:fldChar w:fldCharType="separate"/>
+        </w:r>
+        <w:r>
+          <w:rPr>
+            <w:noProof/>
+            <w:webHidden/>
+          </w:rPr>
+          <w:t>5</w:t>
+        </w:r>
+        <w:r>
+          <w:rPr>
+            <w:noProof/>
+            <w:webHidden/>
+          </w:rPr>
+          <w:fldChar w:fldCharType="end"/>
+        </w:r>
+      </w:hyperlink>
+    </w:p>
+    <w:p>
+      <w:pPr>
+        <w:pStyle w:val="Spistreci1"/>
+        <w:tabs>
+          <w:tab w:val="right" w:leader="dot" w:pos="9770"/>
+        </w:tabs>
+        <w:rPr>
+          <w:rFonts w:asciiTheme="minorHAnsi" w:eastAsiaTheme="minorEastAsia" w:hAnsiTheme="minorHAnsi" w:cstheme="minorBidi"/>
+          <w:noProof/>
+          <w:sz w:val="22"/>
+          <w:szCs w:val="22"/>
+        </w:rPr>
+      </w:pPr>
+      <w:hyperlink w:anchor="_Toc243820760" w:history="1">
+        <w:r>
+          <w:rPr>
+            <w:rStyle w:val="Hipercze"/>
+            <w:noProof/>
+          </w:rPr>
+          <w:t>Szybkie przechodzenie między semestrem a tygodniem</w:t>
+        </w:r>
+        <w:r>
+          <w:rPr>
+            <w:noProof/>
+            <w:webHidden/>
+          </w:rPr>
+          <w:tab/>
+        </w:r>
+        <w:r>
+          <w:rPr>
+            <w:noProof/>
+            <w:webHidden/>
+          </w:rPr>
+          <w:fldChar w:fldCharType="begin"/>
+        </w:r>
+        <w:r>
+          <w:rPr>
+            <w:noProof/>
+            <w:webHidden/>
+          </w:rPr>
+          <w:instrText xml:space="preserve"> PAGEREF _Toc243820760 \h </w:instrText>
+        </w:r>
+        <w:r>
+          <w:rPr>
+            <w:noProof/>
+            <w:webHidden/>
+          </w:rPr>
+        </w:r>
+        <w:r>
+          <w:rPr>
+            <w:noProof/>
+            <w:webHidden/>
+          </w:rPr>
+          <w:fldChar w:fldCharType="separate"/>
+        </w:r>
+        <w:r>
+          <w:rPr>
+            <w:noProof/>
+            <w:webHidden/>
+          </w:rPr>
+          <w:t>6</w:t>
+        </w:r>
+        <w:r>
+          <w:rPr>
+            <w:noProof/>
+            <w:webHidden/>
+          </w:rPr>
+          <w:fldChar w:fldCharType="end"/>
+        </w:r>
+      </w:hyperlink>
+    </w:p>
+    <w:p>
+      <w:pPr>
+        <w:pStyle w:val="Spistreci1"/>
+        <w:tabs>
+          <w:tab w:val="right" w:leader="dot" w:pos="9770"/>
+        </w:tabs>
+        <w:rPr>
+          <w:rFonts w:asciiTheme="minorHAnsi" w:eastAsiaTheme="minorEastAsia" w:hAnsiTheme="minorHAnsi" w:cstheme="minorBidi"/>
+          <w:noProof/>
+          <w:sz w:val="22"/>
+          <w:szCs w:val="22"/>
+        </w:rPr>
+      </w:pPr>
+      <w:hyperlink w:anchor="_Toc243820761" w:history="1">
+        <w:r>
+          <w:rPr>
+            <w:rStyle w:val="Hipercze"/>
+            <w:noProof/>
+          </w:rPr>
+          <w:t>Przycisk Cofnij zamiast nap</w:t>
+        </w:r>
+        <w:r>
+          <w:rPr>
+            <w:rStyle w:val="Hipercze"/>
+            <w:noProof/>
+          </w:rPr>
+          <w:t>i</w:t>
+        </w:r>
+        <w:r>
+          <w:rPr>
+            <w:rStyle w:val="Hipercze"/>
+            <w:noProof/>
+          </w:rPr>
+          <w:t>su „Nie zapisane”</w:t>
+        </w:r>
+        <w:r>
+          <w:rPr>
+            <w:noProof/>
+            <w:webHidden/>
+          </w:rPr>
+          <w:tab/>
+        </w:r>
+        <w:r>
+          <w:rPr>
+            <w:noProof/>
+            <w:webHidden/>
+          </w:rPr>
+          <w:fldChar w:fldCharType="begin"/>
+        </w:r>
+        <w:r>
+          <w:rPr>
+            <w:noProof/>
+            <w:webHidden/>
+          </w:rPr>
+          <w:instrText xml:space="preserve"> PAGEREF _Toc243820761 \h </w:instrText>
+        </w:r>
+        <w:r>
+          <w:rPr>
+            <w:noProof/>
+            <w:webHidden/>
+          </w:rPr>
+        </w:r>
+        <w:r>
+          <w:rPr>
+            <w:noProof/>
+            <w:webHidden/>
+          </w:rPr>
+          <w:fldChar w:fldCharType="separate"/>
+        </w:r>
+        <w:r>
+          <w:rPr>
+            <w:noProof/>
+            <w:webHidden/>
+          </w:rPr>
+          <w:t>7</w:t>
+        </w:r>
+        <w:r>
+          <w:rPr>
+            <w:noProof/>
+            <w:webHidden/>
+          </w:rPr>
+          <w:fldChar w:fldCharType="end"/>
+        </w:r>
+      </w:hyperlink>
+    </w:p>
+    <w:p>
+      <w:pPr>
+        <w:pStyle w:val="Spistreci1"/>
+        <w:tabs>
+          <w:tab w:val="right" w:leader="dot" w:pos="9770"/>
+        </w:tabs>
+        <w:rPr>
+          <w:rFonts w:asciiTheme="minorHAnsi" w:eastAsiaTheme="minorEastAsia" w:hAnsiTheme="minorHAnsi" w:cstheme="minorBidi"/>
+          <w:noProof/>
+          <w:sz w:val="22"/>
+          <w:szCs w:val="22"/>
+        </w:rPr>
+      </w:pPr>
+      <w:hyperlink w:anchor="_Toc243820762" w:history="1">
+        <w:r>
+          <w:rPr>
+            <w:rStyle w:val="Hipercze"/>
+            <w:noProof/>
+          </w:rPr>
+          <w:t>Plik | Drukuj: nazwy jako linki do rozkładów</w:t>
+        </w:r>
+        <w:r>
+          <w:rPr>
+            <w:noProof/>
+            <w:webHidden/>
+          </w:rPr>
+          <w:tab/>
+        </w:r>
+        <w:r>
+          <w:rPr>
+            <w:noProof/>
+            <w:webHidden/>
+          </w:rPr>
+          <w:fldChar w:fldCharType="begin"/>
+        </w:r>
+        <w:r>
+          <w:rPr>
+            <w:noProof/>
+            <w:webHidden/>
+          </w:rPr>
+          <w:instrText xml:space="preserve"> PAGEREF _Toc243820762 \h </w:instrText>
+        </w:r>
+        <w:r>
+          <w:rPr>
+            <w:noProof/>
+            <w:webHidden/>
+          </w:rPr>
+        </w:r>
+        <w:r>
+          <w:rPr>
+            <w:noProof/>
+            <w:webHidden/>
+          </w:rPr>
+          <w:fldChar w:fldCharType="separate"/>
+        </w:r>
+        <w:r>
+          <w:rPr>
+            <w:noProof/>
+            <w:webHidden/>
+          </w:rPr>
+          <w:t>7</w:t>
+        </w:r>
+        <w:r>
+          <w:rPr>
+            <w:noProof/>
+            <w:webHidden/>
+          </w:rPr>
+          <w:fldChar w:fldCharType="end"/>
+        </w:r>
+      </w:hyperlink>
+    </w:p>
+    <w:p>
+      <w:pPr>
+        <w:pStyle w:val="Spistreci1"/>
+        <w:tabs>
+          <w:tab w:val="right" w:leader="dot" w:pos="9770"/>
+        </w:tabs>
+        <w:rPr>
+          <w:rFonts w:asciiTheme="minorHAnsi" w:eastAsiaTheme="minorEastAsia" w:hAnsiTheme="minorHAnsi" w:cstheme="minorBidi"/>
+          <w:noProof/>
+          <w:sz w:val="22"/>
+          <w:szCs w:val="22"/>
+        </w:rPr>
+      </w:pPr>
+      <w:hyperlink w:anchor="_Toc243820763" w:history="1">
+        <w:r>
+          <w:rPr>
+            <w:rStyle w:val="Hipercze"/>
+            <w:noProof/>
+          </w:rPr>
+          <w:t>Porządki w</w:t>
+        </w:r>
+        <w:r>
+          <w:rPr>
+            <w:rStyle w:val="Hipercze"/>
+            <w:noProof/>
+          </w:rPr>
+          <w:t xml:space="preserve"> </w:t>
+        </w:r>
+        <w:r>
+          <w:rPr>
+            <w:rStyle w:val="Hipercze"/>
+            <w:noProof/>
+          </w:rPr>
+          <w:t>menu</w:t>
+        </w:r>
+        <w:r>
+          <w:rPr>
+            <w:noProof/>
+            <w:webHidden/>
+          </w:rPr>
+          <w:tab/>
+        </w:r>
+        <w:r>
+          <w:rPr>
+            <w:noProof/>
+            <w:webHidden/>
+          </w:rPr>
+          <w:fldChar w:fldCharType="begin"/>
+        </w:r>
+        <w:r>
+          <w:rPr>
+            <w:noProof/>
+            <w:webHidden/>
+          </w:rPr>
+          <w:instrText xml:space="preserve"> PAGEREF _Toc243820763 \h </w:instrText>
+        </w:r>
+        <w:r>
+          <w:rPr>
+            <w:noProof/>
+            <w:webHidden/>
+          </w:rPr>
+        </w:r>
+        <w:r>
+          <w:rPr>
+            <w:noProof/>
+            <w:webHidden/>
+          </w:rPr>
+          <w:fldChar w:fldCharType="separate"/>
+        </w:r>
+        <w:r>
+          <w:rPr>
+            <w:noProof/>
+            <w:webHidden/>
+          </w:rPr>
+          <w:t>8</w:t>
+        </w:r>
+        <w:r>
+          <w:rPr>
+            <w:noProof/>
+            <w:webHidden/>
+          </w:rPr>
+          <w:fldChar w:fldCharType="end"/>
+        </w:r>
+      </w:hyperlink>
+    </w:p>
+    <w:p>
+      <w:pPr>
         <w:rPr>
           <w:b/>
         </w:rPr>
@@ -514,7 +897,7 @@
       <w:pPr>
         <w:pStyle w:val="Nagwek1"/>
       </w:pPr>
-      <w:bookmarkStart w:id="0" w:name="_Toc243597190"/>
+      <w:bookmarkStart w:id="0" w:name="_Toc243820753"/>
       <w:r>
         <w:t>Kontrola uprawnień przy kopiowaniu i wklejaniu zajęć</w:t>
       </w:r>
@@ -595,12 +978,10 @@
       <w:pPr>
         <w:pStyle w:val="Nagwek1"/>
       </w:pPr>
-      <w:bookmarkStart w:id="1" w:name="_Toc243597191"/>
+      <w:bookmarkStart w:id="1" w:name="_Toc243820754"/>
       <w:r>
         <w:t>L</w:t>
       </w:r>
-      <w:bookmarkStart w:id="2" w:name="_GoBack"/>
-      <w:bookmarkEnd w:id="2"/>
       <w:r>
         <w:t>ink to strony do sprawdzania statusu publikacji kalendarzy Google: Zmiana URL</w:t>
       </w:r>
@@ -703,6 +1084,7 @@
           <w:sz w:val="20"/>
           <w:szCs w:val="20"/>
         </w:rPr>
+        <w:lastRenderedPageBreak/>
         <w:t xml:space="preserve">Link </w:t>
       </w:r>
       <w:hyperlink r:id="rId12" w:tgtFrame="_blank" w:history="1">
@@ -815,7 +1197,6 @@
               <w:jc w:val="both"/>
             </w:pPr>
             <w:r>
-              <w:lastRenderedPageBreak/>
               <w:t>Program tworzy teraz, obok dotychczasowego pliku status.xml, dodatkowy plik status.html z tą samą tabelą statusu (folder, liczba plików przetworzonych i nieprzetworzonych, ikona stanu), niezależny od XSLT. Plik status.xml jest nadal tworzony bez zmian, dlatego dotychczasowe odnośniki działają jak wcześniej. Zalecamy, aby odnośniki do strony statusu wskazywały na plik status.html.</w:t>
             </w:r>
           </w:p>
@@ -836,11 +1217,11 @@
       <w:pPr>
         <w:pStyle w:val="Nagwek1"/>
       </w:pPr>
-      <w:bookmarkStart w:id="3" w:name="_Toc243597192"/>
+      <w:bookmarkStart w:id="2" w:name="_Toc243820755"/>
       <w:r>
         <w:t>Czytelniejsze komunikaty o uprawnieniach</w:t>
       </w:r>
-      <w:bookmarkEnd w:id="3"/>
+      <w:bookmarkEnd w:id="2"/>
     </w:p>
     <w:p>
       <w:pPr>
@@ -885,11 +1266,11 @@
       <w:pPr>
         <w:pStyle w:val="Nagwek1"/>
       </w:pPr>
-      <w:bookmarkStart w:id="4" w:name="_Toc243597193"/>
+      <w:bookmarkStart w:id="3" w:name="_Toc243820756"/>
       <w:r>
         <w:t>Historia zmian uprawnień</w:t>
       </w:r>
-      <w:bookmarkEnd w:id="4"/>
+      <w:bookmarkEnd w:id="3"/>
     </w:p>
     <w:p>
       <w:pPr>
@@ -939,6 +1320,7 @@
         <w:rPr>
           <w:noProof/>
         </w:rPr>
+        <w:lastRenderedPageBreak/>
         <w:drawing>
           <wp:inline distT="0" distB="0" distL="0" distR="0" wp14:anchorId="6B210695" wp14:editId="4A6E0744">
             <wp:extent cx="4351170" cy="2891220"/>
@@ -1010,7 +1392,6 @@
         <w:jc w:val="both"/>
       </w:pPr>
       <w:r>
-        <w:lastRenderedPageBreak/>
         <w:t>W oknie Uprawnienia, obok przycisku „Transfer uprawnień”, pojawił się przycisk „Historia zmian uprawnień”. Przycisk jest dostępny dla osób, które mogą zarządzać uprawnieniami.</w:t>
       </w:r>
     </w:p>
@@ -1172,6 +1553,7 @@
         <w:rPr>
           <w:noProof/>
         </w:rPr>
+        <w:lastRenderedPageBreak/>
         <w:drawing>
           <wp:inline distT="0" distB="0" distL="0" distR="0" wp14:anchorId="5920EB0E" wp14:editId="1FEDD69E">
             <wp:extent cx="4681537" cy="2467686"/>
@@ -1213,10 +1595,44 @@
       <w:pPr>
         <w:pStyle w:val="Nagwek1"/>
       </w:pPr>
-      <w:bookmarkStart w:id="5" w:name="_Toc243597194"/>
+      <w:bookmarkStart w:id="4" w:name="_Toc243820757"/>
       <w:r>
         <w:t>Udostępnianie tygodni tworzonych dla okresu</w:t>
       </w:r>
+      <w:bookmarkEnd w:id="4"/>
+    </w:p>
+    <w:p>
+      <w:pPr>
+        <w:jc w:val="both"/>
+      </w:pPr>
+      <w:r>
+        <w:t>Do tej pory tygodnie utworzone przyciskiem „Utwórz tygodnie” w oknie Okresy były widoczne tylko dla osoby, która je utworzyła. Pozostałym planistom trzeba było osobno nadawać dostęp w oknie Uprawnienia.</w:t>
+      </w:r>
+    </w:p>
+    <w:p>
+      <w:pPr>
+        <w:jc w:val="both"/>
+      </w:pPr>
+      <w:r>
+        <w:t>Teraz tygodnie dostają automatycznie takie same uprawnienia widoczności jak okres (semestr), dla którego zostały utworzone – widzą je dokładnie te same osoby i autoryzacje, z tym samym rodzajem dostępu (edycja lub odczyt). Nie trzeba już niczego ustawiać ręcznie.</w:t>
+      </w:r>
+    </w:p>
+    <w:p>
+      <w:pPr>
+        <w:jc w:val="both"/>
+      </w:pPr>
+      <w:r>
+        <w:t>Tygodnie utworzone wcześniej nie są zmieniane. Tygodnie mogą też powstać automatycznie – po kliknięciu daty w nagłówku siatki (zob. „Szybkie przechodzenie między semestrem a tygodniem”).</w:t>
+      </w:r>
+    </w:p>
+    <w:p>
+      <w:pPr>
+        <w:pStyle w:val="Nagwek1"/>
+      </w:pPr>
+      <w:bookmarkStart w:id="5" w:name="_Toc243820758"/>
+      <w:r>
+        <w:t>Wyszukiwanie w oknie Dostęp (Współdzielenie dla)</w:t>
+      </w:r>
       <w:bookmarkEnd w:id="5"/>
     </w:p>
     <w:p>
@@ -1224,10 +1640,7 @@
         <w:jc w:val="both"/>
       </w:pPr>
       <w:r>
-        <w:t>Do tej pory tygodnie utworzone przyciskiem „Utwórz tygodnie” w oknie Okr</w:t>
-      </w:r>
-      <w:r>
-        <w:t>esy były widoczne tylko dla osoby, która je utworzyła. Pozostałym planistom trzeba było osobno nadawać dostęp w oknie Uprawnienia.</w:t>
+        <w:t>Okno „Współdzielenie dla”, otwierane przyciskiem „Dostęp” (np. w oknie Okresy), a także automatycznie po utworzeniu okresu, ma teraz u góry pole „Szukaj:”. Po wpisaniu fragmentu nazwy lista pokazuje tylko pasujących planistów i autoryzacje – wielkość liter nie ma znaczenia. Puste pole pokazuje wszystkich. Wpisanie słowa „Autoryzacja” pokaże same autoryzacje.</w:t>
       </w:r>
     </w:p>
     <w:p>
@@ -1235,71 +1648,31 @@
         <w:jc w:val="both"/>
       </w:pPr>
       <w:r>
+        <w:t>Zaznaczenia nie znikają przy zmianie wyszukiwanej frazy. Po naciśnięciu OK zapisywane są wszystkie zaznaczone pozycje, także te, które w danej chwili są ukryte przez wyszukiwanie.</w:t>
+      </w:r>
+    </w:p>
+    <w:p>
+      <w:pPr>
+        <w:jc w:val="both"/>
+      </w:pPr>
+      <w:r>
+        <w:t>Pole „Zmień wszystkie” zaznacza lub odznacza tylko pozycje widoczne po wyszukaniu. Dzięki temu można np. wpisać fragment nazwy i jednym kliknięciem zaznaczyć wszystkie pasujące pozycje.</w:t>
+      </w:r>
+    </w:p>
+    <w:p>
+      <w:pPr>
+        <w:jc w:val="both"/>
+      </w:pPr>
+    </w:p>
+    <w:p>
+      <w:pPr>
+        <w:jc w:val="center"/>
+      </w:pPr>
+      <w:r>
+        <w:rPr>
+          <w:noProof/>
+        </w:rPr>
         <w:lastRenderedPageBreak/>
-        <w:t>Teraz, zaraz po utworzeniu tygodni, pojawia się okno „Współdzielenie dla” – takie samo jak po zapisaniu nowego okresu. Wystar</w:t>
-      </w:r>
-      <w:r>
-        <w:t>czy zaznaczyć planistów i autoryzacje, którzy mają widzieć nowe tygodnie, i nacisnąć OK. Wybór dotyczy jednocześnie wszystkich utworzonych tygodni.</w:t>
-      </w:r>
-    </w:p>
-    <w:p>
-      <w:pPr>
-        <w:jc w:val="both"/>
-      </w:pPr>
-      <w:r>
-        <w:t>Okno nie pojawia się, jeżeli wszystkie tygodnie dla danego okresu zostały utworzone już wcześniej.</w:t>
-      </w:r>
-    </w:p>
-    <w:p>
-      <w:pPr>
-        <w:pStyle w:val="Nagwek1"/>
-      </w:pPr>
-      <w:bookmarkStart w:id="6" w:name="_Toc243597195"/>
-      <w:r>
-        <w:t>Wyszukiwanie w oknie Dostęp (Współdzielenie dla)</w:t>
-      </w:r>
-      <w:bookmarkEnd w:id="6"/>
-    </w:p>
-    <w:p>
-      <w:pPr>
-        <w:jc w:val="both"/>
-      </w:pPr>
-      <w:r>
-        <w:t>Okno „Współdzielenie dla”, otwierane przyciskiem „Dostęp” (np. w oknie Okresy), a także automatycznie po utworzeniu okresu lub tygodni, ma teraz u góry pole „Szukaj:”. Po wpisaniu fragmentu nazwy lista pokazuje tylko pasujących planistów i autoryzacje – wi</w:t>
-      </w:r>
-      <w:r>
-        <w:t>elkość liter nie ma znaczenia. Puste pole pokazuje wszystkich. Wpisanie słowa „Autoryzacja” pokaże same autoryzacje.</w:t>
-      </w:r>
-    </w:p>
-    <w:p>
-      <w:pPr>
-        <w:jc w:val="both"/>
-      </w:pPr>
-      <w:r>
-        <w:t>Zaznaczenia nie znikają przy zmianie wyszukiwanej frazy. Po naciśnięciu OK zapisywane są wszystkie zaznaczone pozycje, także te, które w da</w:t>
-      </w:r>
-      <w:r>
-        <w:t>nej chwili są ukryte przez wyszukiwanie.</w:t>
-      </w:r>
-    </w:p>
-    <w:p>
-      <w:pPr>
-        <w:jc w:val="both"/>
-      </w:pPr>
-      <w:r>
-        <w:t>Pole „Zmień wszystkie” zaznacza lub odznacza tylko pozycje widoczne po wyszukaniu. Dzięki temu można np. wpisać fragment nazwy i jednym kliknięciem zaznaczyć wszystkie pasujące pozycje.</w:t>
-      </w:r>
-    </w:p>
-    <w:p>
-      <w:pPr>
-        <w:jc w:val="both"/>
-      </w:pPr>
-    </w:p>
-    <w:p>
-      <w:pPr>
-        <w:jc w:val="center"/>
-      </w:pPr>
-      <w:r>
         <w:drawing>
           <wp:inline distT="0" distB="0" distL="0" distR="0" wp14:anchorId="6C7DC6C1" wp14:editId="75785089">
             <wp:extent cx="3439608" cy="4424363"/>
@@ -1337,9 +1710,707 @@
         </w:drawing>
       </w:r>
     </w:p>
+    <w:p>
+      <w:pPr>
+        <w:pStyle w:val="Nagwek1"/>
+      </w:pPr>
+      <w:bookmarkStart w:id="6" w:name="_Toc243820759"/>
+      <w:r>
+        <w:t>Układ tygodniowy: kilku wykładowców, kilka grup lub sal obok siebie</w:t>
+      </w:r>
+      <w:bookmarkEnd w:id="6"/>
+    </w:p>
+    <w:p>
+      <w:pPr>
+        <w:jc w:val="both"/>
+      </w:pPr>
+      <w:r>
+        <w:t>Po wybraniu okresu tygodniowego (np. utworzonego przyciskiem „Utwórz tygodnie”) siatka może teraz pokazywać jednocześnie kilku wykładowców, kilka grup albo kilka sal – każdego w osobnej kolumnie, obok siebie.</w:t>
+      </w:r>
+    </w:p>
+    <w:p>
+      <w:pPr>
+        <w:jc w:val="both"/>
+      </w:pPr>
+      <w:r>
+        <w:rPr>
+          <w:b/>
+        </w:rPr>
+        <w:t>Jak to włączyć?</w:t>
+      </w:r>
+    </w:p>
+    <w:p>
+      <w:pPr>
+        <w:jc w:val="both"/>
+      </w:pPr>
+      <w:r>
+        <w:t xml:space="preserve">Wybierz okres tygodniowy </w:t>
+      </w:r>
+      <w:r>
+        <w:t>i w polu wyboru wykładowców, grup albo sal wskaż kilka pozycji. Kolumny pojawiają się w takiej kolejności, w jakiej pozycje są wpisane w polu wyboru – po zmianie kolejności siatka sama się przebudowuje. Nazwy są widoczne w nagłówku każdej kolumny, a także w tytule okna i na zakładce.</w:t>
+      </w:r>
+    </w:p>
+    <w:p>
+      <w:pPr>
+        <w:jc w:val="both"/>
+      </w:pPr>
+    </w:p>
+    <w:p>
+      <w:pPr>
+        <w:jc w:val="both"/>
+      </w:pPr>
+      <w:r>
+        <w:rPr>
+          <w:b/>
+        </w:rPr>
+        <w:t>Planowanie w kolumnach</w:t>
+      </w:r>
+    </w:p>
+    <w:p>
+      <w:pPr>
+        <w:ind w:left="708"/>
+        <w:jc w:val="both"/>
+      </w:pPr>
+      <w:r>
+        <w:rPr>
+          <w:b/>
+        </w:rPr>
+        <w:t>Dodawanie zajęć</w:t>
+      </w:r>
+      <w:r>
+        <w:t xml:space="preserve"> – wykładowcy, grupy lub sale są brane z zaznaczonych kolumn. Jeżeli zaznaczysz w jednym wierszu np. trzy kolumny grup, powstanie jedno zajęcie dla wszystkich trzech grup – tak jak podpowiada okno szczegółów zajęć (listę można tam zmienić). Zaznaczenie kilku wierszy tworzy po jednym zajęciu w każdym wierszu. Pozostałe dane (przedmiot, forma, sala, wykładowca) wybiera się jak zwykle.</w:t>
+      </w:r>
+    </w:p>
+    <w:p>
+      <w:pPr>
+        <w:ind w:left="708"/>
+        <w:jc w:val="both"/>
+      </w:pPr>
+      <w:r>
+        <w:rPr>
+          <w:b/>
+        </w:rPr>
+        <w:t>Przenoszenie i kopiowanie</w:t>
+      </w:r>
+      <w:r>
+        <w:t xml:space="preserve"> – przeciągnięcie, przesunięcie strzałkami albo wklejenie zajęć do kolumny innej grupy (wykładowcy, sali) zmienia grupę (wykładowcę, salę) tych zajęć.</w:t>
+      </w:r>
+    </w:p>
+    <w:p>
+      <w:pPr>
+        <w:ind w:left="708"/>
+        <w:jc w:val="both"/>
+      </w:pPr>
+      <w:r>
+        <w:rPr>
+          <w:b/>
+        </w:rPr>
+        <w:t>Usuwanie</w:t>
+      </w:r>
+      <w:r>
+        <w:t xml:space="preserve"> – usuwane są zajęcia z zaznaczonych kolumn.</w:t>
+      </w:r>
+    </w:p>
+    <w:p>
+      <w:pPr>
+        <w:ind w:left="708"/>
+        <w:jc w:val="both"/>
+      </w:pPr>
+    </w:p>
+    <w:p>
+      <w:pPr>
+        <w:jc w:val="both"/>
+      </w:pPr>
+      <w:r>
+        <w:rPr>
+          <w:b/>
+        </w:rPr>
+        <w:t>Podsumowanie godzin, wydruk i wygląd</w:t>
+      </w:r>
+    </w:p>
+    <w:p>
+      <w:pPr>
+        <w:ind w:left="708"/>
+        <w:jc w:val="both"/>
+      </w:pPr>
+      <w:r>
+        <w:rPr>
+          <w:b/>
+        </w:rPr>
+        <w:t>Podsumowanie godzin</w:t>
+      </w:r>
+      <w:r>
+        <w:t xml:space="preserve"> – liczy zajęcia wszystkich wykładowców, grup lub sal widocznych w siatce.</w:t>
+      </w:r>
+    </w:p>
+    <w:p>
+      <w:pPr>
+        <w:ind w:left="708"/>
+        <w:jc w:val="both"/>
+      </w:pPr>
+      <w:r>
+        <w:rPr>
+          <w:b/>
+        </w:rPr>
+        <w:t>Podgląd | Uruchom</w:t>
+      </w:r>
+      <w:r>
+        <w:t xml:space="preserve"> – drukuje tydzień w takim samym układzie jak na ekranie: kolumna dla każdego wykładowcy, grupy lub sali, z ich nazwami w nagłówku.</w:t>
+      </w:r>
+    </w:p>
+    <w:p>
+      <w:pPr>
+        <w:ind w:left="708"/>
+        <w:jc w:val="both"/>
+      </w:pPr>
+      <w:r>
+        <w:rPr>
+          <w:b/>
+        </w:rPr>
+        <w:lastRenderedPageBreak/>
+        <w:t>Szerokość kolumn</w:t>
+      </w:r>
+      <w:r>
+        <w:t xml:space="preserve"> – kolumny dzielą między siebie szerokość okna. Jeżeli w ustawieniach wyglądu komórki (przycisk „Zajęcie” nad siatką) zaznaczono „Chcę ustalić szerokość”, wszystkie kolumny mają szerokość ustawioną suwakiem.</w:t>
+      </w:r>
+    </w:p>
+    <w:p>
+      <w:pPr>
+        <w:ind w:left="708"/>
+        <w:jc w:val="both"/>
+      </w:pPr>
+    </w:p>
+    <w:p>
+      <w:pPr>
+        <w:jc w:val="both"/>
+      </w:pPr>
+      <w:r>
+        <w:t>W okresach dłuższych niż tydzień (semestr) wszystko działa tak jak dotychczas.</w:t>
+      </w:r>
+    </w:p>
+    <w:p>
+      <w:pPr>
+        <w:jc w:val="both"/>
+      </w:pPr>
+    </w:p>
+    <w:p>
+      <w:pPr>
+        <w:jc w:val="center"/>
+      </w:pPr>
+      <w:r>
+        <w:rPr>
+          <w:noProof/>
+        </w:rPr>
+        <w:drawing>
+          <wp:inline distT="0" distB="0" distL="0" distR="0" wp14:anchorId="71195304" wp14:editId="11A49445">
+            <wp:extent cx="4090016" cy="2809875"/>
+            <wp:effectExtent l="0" t="0" r="6350" b="0"/>
+            <wp:docPr id="8" name="Obraz 8"/>
+            <wp:cNvGraphicFramePr>
+              <a:graphicFrameLocks xmlns:a="http://schemas.openxmlformats.org/drawingml/2006/main" noChangeAspect="1"/>
+            </wp:cNvGraphicFramePr>
+            <a:graphic xmlns:a="http://schemas.openxmlformats.org/drawingml/2006/main">
+              <a:graphicData uri="http://schemas.openxmlformats.org/drawingml/2006/picture">
+                <pic:pic xmlns:pic="http://schemas.openxmlformats.org/drawingml/2006/picture">
+                  <pic:nvPicPr>
+                    <pic:cNvPr id="0" name=""/>
+                    <pic:cNvPicPr/>
+                  </pic:nvPicPr>
+                  <pic:blipFill>
+                    <a:blip r:embed="rId17"/>
+                    <a:stretch>
+                      <a:fillRect/>
+                    </a:stretch>
+                  </pic:blipFill>
+                  <pic:spPr>
+                    <a:xfrm>
+                      <a:off x="0" y="0"/>
+                      <a:ext cx="4090622" cy="2810291"/>
+                    </a:xfrm>
+                    <a:prstGeom prst="rect">
+                      <a:avLst/>
+                    </a:prstGeom>
+                  </pic:spPr>
+                </pic:pic>
+              </a:graphicData>
+            </a:graphic>
+          </wp:inline>
+        </w:drawing>
+      </w:r>
+    </w:p>
+    <w:p/>
+    <w:p>
+      <w:r>
+        <w:t>Grupy, wykładowców lub sale można wygodnie przeorganizować za pomocą tego okna:</w:t>
+      </w:r>
+    </w:p>
+    <w:p/>
+    <w:p>
+      <w:pPr>
+        <w:jc w:val="center"/>
+      </w:pPr>
+      <w:r>
+        <w:rPr>
+          <w:noProof/>
+        </w:rPr>
+        <w:drawing>
+          <wp:inline distT="0" distB="0" distL="0" distR="0" wp14:anchorId="444BC7AF" wp14:editId="26C0BBBE">
+            <wp:extent cx="3068158" cy="3014663"/>
+            <wp:effectExtent l="0" t="0" r="0" b="0"/>
+            <wp:docPr id="9" name="Obraz 9"/>
+            <wp:cNvGraphicFramePr>
+              <a:graphicFrameLocks xmlns:a="http://schemas.openxmlformats.org/drawingml/2006/main" noChangeAspect="1"/>
+            </wp:cNvGraphicFramePr>
+            <a:graphic xmlns:a="http://schemas.openxmlformats.org/drawingml/2006/main">
+              <a:graphicData uri="http://schemas.openxmlformats.org/drawingml/2006/picture">
+                <pic:pic xmlns:pic="http://schemas.openxmlformats.org/drawingml/2006/picture">
+                  <pic:nvPicPr>
+                    <pic:cNvPr id="0" name=""/>
+                    <pic:cNvPicPr/>
+                  </pic:nvPicPr>
+                  <pic:blipFill>
+                    <a:blip r:embed="rId18"/>
+                    <a:stretch>
+                      <a:fillRect/>
+                    </a:stretch>
+                  </pic:blipFill>
+                  <pic:spPr>
+                    <a:xfrm>
+                      <a:off x="0" y="0"/>
+                      <a:ext cx="3068822" cy="3015316"/>
+                    </a:xfrm>
+                    <a:prstGeom prst="rect">
+                      <a:avLst/>
+                    </a:prstGeom>
+                  </pic:spPr>
+                </pic:pic>
+              </a:graphicData>
+            </a:graphic>
+          </wp:inline>
+        </w:drawing>
+      </w:r>
+    </w:p>
+    <w:p>
+      <w:pPr>
+        <w:pStyle w:val="Nagwek1"/>
+      </w:pPr>
+      <w:bookmarkStart w:id="7" w:name="_Toc243820760"/>
+      <w:r>
+        <w:t>Szybkie przechodzenie między semestrem a tygodniem</w:t>
+      </w:r>
+      <w:bookmarkEnd w:id="7"/>
+    </w:p>
+    <w:p>
+      <w:pPr>
+        <w:jc w:val="both"/>
+      </w:pPr>
+      <w:r>
+        <w:t>W siatce semestru wystarczy kliknąć datę w nagłówku siatki, aby przejść do siatki tygodnia, w którym leży ta data. Jeżeli tygodnie dla semestru nie zostały jeszcze utworzone, Aplikacja utworzy je automatycznie (z takimi samymi uprawnieniami widoczności jak semestr).</w:t>
+      </w:r>
+    </w:p>
+    <w:p>
+      <w:pPr>
+        <w:jc w:val="both"/>
+      </w:pPr>
+      <w:r>
+        <w:t>W siatce tygodnia kliknięcie dowolnego pola w nagłówku siatki przenosi z powrotem do semestru. To samo robi przycisk „Pokaż jednego wykładowcę, grupę, salę” na pasku narzędzi. Wybrani wykładowcy, grupy i sale pozostają bez zmian.</w:t>
+      </w:r>
+    </w:p>
+    <w:p>
+      <w:pPr>
+        <w:jc w:val="both"/>
+      </w:pPr>
+    </w:p>
+    <w:p>
+      <w:pPr>
+        <w:jc w:val="center"/>
+      </w:pPr>
+      <w:r>
+        <w:rPr>
+          <w:noProof/>
+        </w:rPr>
+        <w:lastRenderedPageBreak/>
+        <w:drawing>
+          <wp:inline distT="0" distB="0" distL="0" distR="0" wp14:anchorId="1132490F" wp14:editId="2C274D35">
+            <wp:extent cx="4751584" cy="2828925"/>
+            <wp:effectExtent l="0" t="0" r="0" b="0"/>
+            <wp:docPr id="7" name="Obraz 7"/>
+            <wp:cNvGraphicFramePr>
+              <a:graphicFrameLocks xmlns:a="http://schemas.openxmlformats.org/drawingml/2006/main" noChangeAspect="1"/>
+            </wp:cNvGraphicFramePr>
+            <a:graphic xmlns:a="http://schemas.openxmlformats.org/drawingml/2006/main">
+              <a:graphicData uri="http://schemas.openxmlformats.org/drawingml/2006/picture">
+                <pic:pic xmlns:pic="http://schemas.openxmlformats.org/drawingml/2006/picture">
+                  <pic:nvPicPr>
+                    <pic:cNvPr id="0" name=""/>
+                    <pic:cNvPicPr/>
+                  </pic:nvPicPr>
+                  <pic:blipFill>
+                    <a:blip r:embed="rId19"/>
+                    <a:stretch>
+                      <a:fillRect/>
+                    </a:stretch>
+                  </pic:blipFill>
+                  <pic:spPr>
+                    <a:xfrm>
+                      <a:off x="0" y="0"/>
+                      <a:ext cx="4752089" cy="2829226"/>
+                    </a:xfrm>
+                    <a:prstGeom prst="rect">
+                      <a:avLst/>
+                    </a:prstGeom>
+                  </pic:spPr>
+                </pic:pic>
+              </a:graphicData>
+            </a:graphic>
+          </wp:inline>
+        </w:drawing>
+      </w:r>
+    </w:p>
+    <w:p>
+      <w:pPr>
+        <w:jc w:val="both"/>
+      </w:pPr>
+      <w:r>
+        <w:t>Do siatki ty</w:t>
+      </w:r>
+      <w:r>
+        <w:t>godnia można też przejść z menu przycisku „Zajętość sal, grup, wykładowców” – pozycja „Układ tygodnia” działa tak samo jak kliknięcie nagłówka siatki w kolumnie zaznaczonej komórki. Jeżeli zaznaczenie nie wskazuje daty, Aplikacja przechodzi do pierwszego t</w:t>
+      </w:r>
+      <w:r>
+        <w:t>ygodnia semestru.</w:t>
+      </w:r>
+    </w:p>
+    <w:p>
+      <w:pPr>
+        <w:pStyle w:val="Nagwek1"/>
+      </w:pPr>
+      <w:bookmarkStart w:id="8" w:name="_Toc243820761"/>
+      <w:r>
+        <w:t>Przycisk Cofnij zamiast napisu „Nie zapisane”</w:t>
+      </w:r>
+      <w:bookmarkEnd w:id="8"/>
+    </w:p>
+    <w:p>
+      <w:pPr>
+        <w:jc w:val="both"/>
+      </w:pPr>
+      <w:r>
+        <w:t>Do tej pory po każdej zmianie w lewym dolnym rogu okna pojawiał się napis „Nie zapisane” z licznikiem. Teraz zamiast niego na pasku narzędzi pojawia się przycisk „Cofnij” z niebieską strzałką. Przycisk jest widoczny, dopóki zmiany nie zostaną automatycznie zapisane.</w:t>
+      </w:r>
+    </w:p>
+    <w:p>
+      <w:pPr>
+        <w:jc w:val="both"/>
+      </w:pPr>
+      <w:r>
+        <w:t>Po jego kliknięciu pojawia się okno z dwoma przyciskami:</w:t>
+      </w:r>
+    </w:p>
+    <w:p>
+      <w:pPr>
+        <w:ind w:left="708"/>
+        <w:jc w:val="both"/>
+      </w:pPr>
+      <w:r>
+        <w:rPr>
+          <w:b/>
+        </w:rPr>
+        <w:t>Cofnij ostatnią zmianę</w:t>
+      </w:r>
+      <w:r>
+        <w:t xml:space="preserve"> – wycofuje zmiany wprowadzone od ostatniego zapisu,</w:t>
+      </w:r>
+    </w:p>
+    <w:p>
+      <w:pPr>
+        <w:ind w:left="708"/>
+        <w:jc w:val="both"/>
+      </w:pPr>
+      <w:r>
+        <w:rPr>
+          <w:b/>
+        </w:rPr>
+        <w:t>Zapisz</w:t>
+      </w:r>
+      <w:r>
+        <w:t xml:space="preserve"> – od razu zapisuje zmiany.</w:t>
+      </w:r>
+    </w:p>
+    <w:p>
+      <w:pPr>
+        <w:jc w:val="both"/>
+      </w:pPr>
+      <w:r>
+        <w:t>W menu Edycja polecenie „Cofnij wiele czynności” nazywa się teraz „Cofnij”. Polecenie „Cofnij ostatnią czynność” (wraz ze skrótem Ctrl+Z) zostało usunięte – zastępuje je przycisk „Cofnij”.</w:t>
+      </w:r>
+    </w:p>
+    <w:p>
+      <w:pPr>
+        <w:jc w:val="both"/>
+      </w:pPr>
+      <w:r>
+        <w:t>Jeżeli polecenie Edycja | Cofnij zostanie wybrane wtedy, gdy widoczny jest przyci</w:t>
+      </w:r>
+      <w:r>
+        <w:t>sk „Cofnij” (są niezapisane zmiany), najpierw pojawia się okno z przyciskami „Cofnij ostatnią zmianę” i „Zapisz”, a dopiero potem lista historii zmian zajęć.</w:t>
+      </w:r>
+    </w:p>
+    <w:p>
+      <w:pPr>
+        <w:jc w:val="both"/>
+      </w:pPr>
+    </w:p>
+    <w:p>
+      <w:pPr>
+        <w:jc w:val="center"/>
+      </w:pPr>
+      <w:r>
+        <w:rPr>
+          <w:noProof/>
+        </w:rPr>
+        <w:drawing>
+          <wp:inline distT="0" distB="0" distL="0" distR="0" wp14:anchorId="04030C24" wp14:editId="7B17D6A9">
+            <wp:extent cx="3269261" cy="1744241"/>
+            <wp:effectExtent l="0" t="0" r="7620" b="8890"/>
+            <wp:docPr id="6" name="Obraz 6"/>
+            <wp:cNvGraphicFramePr>
+              <a:graphicFrameLocks xmlns:a="http://schemas.openxmlformats.org/drawingml/2006/main" noChangeAspect="1"/>
+            </wp:cNvGraphicFramePr>
+            <a:graphic xmlns:a="http://schemas.openxmlformats.org/drawingml/2006/main">
+              <a:graphicData uri="http://schemas.openxmlformats.org/drawingml/2006/picture">
+                <pic:pic xmlns:pic="http://schemas.openxmlformats.org/drawingml/2006/picture">
+                  <pic:nvPicPr>
+                    <pic:cNvPr id="0" name=""/>
+                    <pic:cNvPicPr/>
+                  </pic:nvPicPr>
+                  <pic:blipFill>
+                    <a:blip r:embed="rId20"/>
+                    <a:stretch>
+                      <a:fillRect/>
+                    </a:stretch>
+                  </pic:blipFill>
+                  <pic:spPr>
+                    <a:xfrm>
+                      <a:off x="0" y="0"/>
+                      <a:ext cx="3269261" cy="1744241"/>
+                    </a:xfrm>
+                    <a:prstGeom prst="rect">
+                      <a:avLst/>
+                    </a:prstGeom>
+                  </pic:spPr>
+                </pic:pic>
+              </a:graphicData>
+            </a:graphic>
+          </wp:inline>
+        </w:drawing>
+      </w:r>
+    </w:p>
+    <w:p>
+      <w:pPr>
+        <w:pStyle w:val="Nagwek1"/>
+      </w:pPr>
+      <w:bookmarkStart w:id="9" w:name="_Toc243820762"/>
+      <w:r>
+        <w:t>Plik | Drukuj: nazwy jako linki do rozkładów</w:t>
+      </w:r>
+      <w:bookmarkEnd w:id="9"/>
+    </w:p>
+    <w:p>
+      <w:pPr>
+        <w:jc w:val="both"/>
+      </w:pPr>
+      <w:r>
+        <w:t>W oknie Plik | Drukuj, na zakładkach Wykładowca, Grupa, Zasób i Przedmiot, obok kolumny „Pogr.” pojawiła się kolumna „Link”. Zaznaczenie pola w danym wierszu sprawia, że w wygenerowanym rozkładzie każda nazwa wykładowcy, grupy lub zasobu jest linkiem do ro</w:t>
+      </w:r>
+      <w:r>
+        <w:t>zkładu tego wykładowcy, grupy lub zasobu. Tekst wygląda tak jak dotychczas.</w:t>
+      </w:r>
+    </w:p>
+    <w:p>
+      <w:pPr>
+        <w:jc w:val="both"/>
+      </w:pPr>
+      <w:r>
+        <w:rPr>
+          <w:b/>
+        </w:rPr>
+        <w:lastRenderedPageBreak/>
+        <w:t>Kiedy pole jest dostępne?</w:t>
+      </w:r>
+    </w:p>
+    <w:p>
+      <w:pPr>
+        <w:jc w:val="both"/>
+      </w:pPr>
+      <w:r>
+        <w:t>Tylko wtedy, gdy w polu „Zawartość” w tym samym wierszu wybrano wykładowcę, grupę, zasoby (wszystkie albo wybraną kategorię). Dla formy, opisów, właścicie</w:t>
+      </w:r>
+      <w:r>
+        <w:t>la itp. nie ma rozkładu, do którego można prowadzić link – wtedy pole jest nieaktywne.</w:t>
+      </w:r>
+    </w:p>
+    <w:p>
+      <w:pPr>
+        <w:jc w:val="both"/>
+      </w:pPr>
+      <w:r>
+        <w:rPr>
+          <w:b/>
+        </w:rPr>
+        <w:t>Zapis ustawień i publikacja</w:t>
+      </w:r>
+    </w:p>
+    <w:p>
+      <w:pPr>
+        <w:ind w:left="708"/>
+        <w:jc w:val="both"/>
+      </w:pPr>
+      <w:r>
+        <w:rPr>
+          <w:b/>
+        </w:rPr>
+        <w:t>Ustawienia</w:t>
+      </w:r>
+      <w:r>
+        <w:t xml:space="preserve"> – pola „Link” zapisują się razem z pozostałymi ustawieniami wydruku. W plikach ustawień zapisanych przez wcześniejsze wersje Aplik</w:t>
+      </w:r>
+      <w:r>
+        <w:t>acji linki są wyłączone, także przy automatycznym (wsadowym) tworzeniu rozkładów.</w:t>
+      </w:r>
+    </w:p>
+    <w:p>
+      <w:pPr>
+        <w:ind w:left="708"/>
+        <w:jc w:val="both"/>
+      </w:pPr>
+      <w:r>
+        <w:rPr>
+          <w:b/>
+        </w:rPr>
+        <w:t>Gdzie działają linki?</w:t>
+      </w:r>
+      <w:r>
+        <w:t xml:space="preserve"> – link prowadzi do pliku rozkładu w tym samym folderze, więc działa w witrynie utworzonej przez publikację rozkładów, gdzie wszystkie rozkłady leżą obok</w:t>
+      </w:r>
+      <w:r>
+        <w:t xml:space="preserve"> siebie.</w:t>
+      </w:r>
+    </w:p>
+    <w:p>
+      <w:pPr>
+        <w:ind w:left="708"/>
+        <w:jc w:val="both"/>
+      </w:pPr>
+      <w:r>
+        <w:rPr>
+          <w:b/>
+        </w:rPr>
+        <w:t>Nazwa pliku</w:t>
+      </w:r>
+      <w:r>
+        <w:t xml:space="preserve"> – Plik | Drukuj zapisuje teraz rozkład pod taką samą nazwą jak publikacja, np. Pan_Szymanski_Adam.htm, zamiast temp.htm.</w:t>
+      </w:r>
+    </w:p>
+    <w:p>
+      <w:pPr>
+        <w:pBdr>
+          <w:top w:val="dashed" w:sz="6" w:space="8" w:color="808080"/>
+          <w:left w:val="dashed" w:sz="6" w:space="8" w:color="808080"/>
+          <w:bottom w:val="dashed" w:sz="6" w:space="8" w:color="808080"/>
+          <w:right w:val="dashed" w:sz="6" w:space="8" w:color="808080"/>
+        </w:pBdr>
+        <w:spacing w:before="240" w:after="240"/>
+        <w:jc w:val="center"/>
+      </w:pPr>
+      <w:bookmarkStart w:id="10" w:name="_GoBack"/>
+      <w:bookmarkEnd w:id="10"/>
+      <w:r>
+        <w:rPr>
+          <w:i/>
+          <w:color w:val="808080"/>
+        </w:rPr>
+        <w:t xml:space="preserve"> </w:t>
+      </w:r>
+      <w:r>
+        <w:rPr>
+          <w:i/>
+          <w:color w:val="808080"/>
+        </w:rPr>
+        <w:t>[Miejsce na zrzut ekranu: okno Plik | Drukuj z kolu</w:t>
+      </w:r>
+      <w:r>
+        <w:rPr>
+          <w:i/>
+          <w:color w:val="808080"/>
+        </w:rPr>
+        <w:t>mną „Link”]</w:t>
+      </w:r>
+    </w:p>
+    <w:p>
+      <w:pPr>
+        <w:pStyle w:val="Nagwek1"/>
+      </w:pPr>
+      <w:bookmarkStart w:id="11" w:name="_Toc243820763"/>
+      <w:r>
+        <w:t>Porządki w menu</w:t>
+      </w:r>
+      <w:bookmarkEnd w:id="11"/>
+    </w:p>
+    <w:p>
+      <w:pPr>
+        <w:ind w:left="708"/>
+        <w:jc w:val="both"/>
+      </w:pPr>
+      <w:r>
+        <w:rPr>
+          <w:b/>
+        </w:rPr>
+        <w:t>Podgląd</w:t>
+      </w:r>
+      <w:r>
+        <w:t xml:space="preserve"> – polecenie „Grafik okresowy” nazywa się teraz „Uruchom”, a „Grafik tygodniowy” – „Tabela przestawna” (pod taką nazwą otwiera się też okno).</w:t>
+      </w:r>
+    </w:p>
+    <w:p>
+      <w:pPr>
+        <w:ind w:left="708"/>
+        <w:jc w:val="both"/>
+      </w:pPr>
+      <w:r>
+        <w:rPr>
+          <w:b/>
+        </w:rPr>
+        <w:t>Menu przycisku „Zajętość sal, grup, wykładowców”</w:t>
+      </w:r>
+      <w:r>
+        <w:t xml:space="preserve"> – pozycje mają przedrostek „Ta</w:t>
+      </w:r>
+      <w:r>
+        <w:t>bela przestawna:”, a na początku doszła pozycja „Układ tygodnia” (zob. „Szybkie przechodzenie między semestrem a tygodniem”).</w:t>
+      </w:r>
+    </w:p>
+    <w:p>
+      <w:pPr>
+        <w:ind w:left="708"/>
+        <w:jc w:val="both"/>
+      </w:pPr>
+      <w:r>
+        <w:rPr>
+          <w:b/>
+        </w:rPr>
+        <w:t>Usunięte</w:t>
+      </w:r>
+      <w:r>
+        <w:t xml:space="preserve"> – funkcja „Pokaż wiele wykładowców, grup, sal” (zastąpił ją układ tygodniowy z kilkoma wykładowcami, grupami lub salami o</w:t>
+      </w:r>
+      <w:r>
+        <w:t>bok siebie) wraz z poleceniami Widok | Układ tygodniowy i Widok | Układ wielu zasobów, a także nieużywane polecenie Pomoc | Testuj API.</w:t>
+      </w:r>
+    </w:p>
     <w:sectPr>
-      <w:headerReference w:type="default" r:id="rId17"/>
-      <w:footerReference w:type="default" r:id="rId18"/>
+      <w:headerReference w:type="default" r:id="rId21"/>
+      <w:footerReference w:type="default" r:id="rId22"/>
       <w:type w:val="continuous"/>
       <w:pgSz w:w="11906" w:h="16838"/>
       <w:pgMar w:top="957" w:right="1133" w:bottom="1418" w:left="993" w:header="142" w:footer="565" w:gutter="0"/>
@@ -1399,7 +2470,7 @@
           <w:rPr>
             <w:noProof/>
           </w:rPr>
-          <w:t>1</w:t>
+          <w:t>8</w:t>
         </w:r>
         <w:r>
           <w:fldChar w:fldCharType="end"/>
@@ -1466,7 +2537,7 @@
         <w:szCs w:val="96"/>
       </w:rPr>
       <w:drawing>
-        <wp:inline distT="0" distB="0" distL="0" distR="0" wp14:anchorId="4033E7DA" wp14:editId="225273A2">
+        <wp:inline distT="0" distB="0" distL="0" distR="0" wp14:anchorId="4A8C8DD6" wp14:editId="0D2A39DD">
           <wp:extent cx="1212850" cy="408262"/>
           <wp:effectExtent l="0" t="0" r="6350" b="0"/>
           <wp:docPr id="4" name="Obraz 4"/>
@@ -9119,7 +10190,7 @@
 </file>
 
 <file path=customXml/itemProps1.xml><?xml version="1.0" encoding="utf-8"?>
-<ds:datastoreItem xmlns:ds="http://schemas.openxmlformats.org/officeDocument/2006/customXml" ds:itemID="{9BE04E6B-7DA7-4877-9B9E-5C5023C8C5F6}">
+<ds:datastoreItem xmlns:ds="http://schemas.openxmlformats.org/officeDocument/2006/customXml" ds:itemID="{B3693A81-8D50-4ED3-960F-18222C51435F}">
   <ds:schemaRefs>
     <ds:schemaRef ds:uri="http://schemas.openxmlformats.org/officeDocument/2006/bibliography"/>
   </ds:schemaRefs>
